--- a/clase_10/Actividad Semana 11.docx
+++ b/clase_10/Actividad Semana 11.docx
@@ -125,8 +125,17 @@
           <w:b/>
           <w:bCs/>
         </w:rPr>
-        <w:t>Actividad de Investigación #4:  Explorando Pandas y Web Scraping</w:t>
-      </w:r>
+        <w:t xml:space="preserve">Actividad de Investigación #4:  Explorando Pandas y Web </w:t>
+      </w:r>
+      <w:proofErr w:type="spellStart"/>
+      <w:r>
+        <w:rPr>
+          <w:b/>
+          <w:bCs/>
+        </w:rPr>
+        <w:t>Scraping</w:t>
+      </w:r>
+      <w:proofErr w:type="spellEnd"/>
     </w:p>
     <w:p>
       <w:pPr>
@@ -148,13 +157,17 @@
           <w:i/>
           <w:iCs/>
         </w:rPr>
-        <w:t>(Escribe tu nombre completo aquí)</w:t>
+        <w:t>Adonis Eloy Roman Dinarte</w:t>
       </w:r>
     </w:p>
     <w:p>
       <w:pPr>
         <w:spacing w:after="160"/>
         <w:ind w:left="0"/>
+        <w:rPr>
+          <w:b/>
+          <w:bCs/>
+        </w:rPr>
       </w:pPr>
       <w:r>
         <w:rPr>
@@ -163,16 +176,45 @@
         </w:rPr>
         <w:t>URL del Repositorio Público:</w:t>
       </w:r>
-      <w:r>
-        <w:br/>
-      </w:r>
-      <w:r>
+    </w:p>
+    <w:p>
+      <w:pPr>
+        <w:spacing w:after="160"/>
+        <w:ind w:left="0"/>
         <w:rPr>
           <w:i/>
           <w:iCs/>
         </w:rPr>
-        <w:t>(Pega aquí el enlace al repositorio público en GitHub)</w:t>
-      </w:r>
+      </w:pPr>
+      <w:r>
+        <w:br/>
+      </w:r>
+      <w:hyperlink r:id="rId8" w:history="1">
+        <w:r>
+          <w:rPr>
+            <w:rStyle w:val="Hipervnculo"/>
+            <w:i/>
+            <w:iCs/>
+          </w:rPr>
+          <w:t>https://colab.research.google.com/drive/1rBJvD5Egc4bEy19woW_q69VI-0cjSQHo#scrollTo=fd0lOv426x3N</w:t>
+        </w:r>
+      </w:hyperlink>
+    </w:p>
+    <w:p>
+      <w:pPr>
+        <w:spacing w:after="160"/>
+        <w:ind w:left="0"/>
+        <w:rPr>
+          <w:i/>
+          <w:iCs/>
+        </w:rPr>
+      </w:pPr>
+    </w:p>
+    <w:p>
+      <w:pPr>
+        <w:spacing w:after="160"/>
+        <w:ind w:left="0"/>
+      </w:pPr>
     </w:p>
     <w:p>
       <w:pPr>
@@ -236,15 +278,214 @@
           <w:highlight w:val="yellow"/>
         </w:rPr>
         <w:br/>
-        <w:t xml:space="preserve">En este proyecto se implementaron </w:t>
-      </w:r>
-      <w:r>
-        <w:rPr>
-          <w:sz w:val="24"/>
-          <w:szCs w:val="18"/>
-          <w:highlight w:val="yellow"/>
-        </w:rPr>
-        <w:t xml:space="preserve"> ……..</w:t>
+        <w:t xml:space="preserve">En este proyecto se </w:t>
+      </w:r>
+      <w:proofErr w:type="gramStart"/>
+      <w:r>
+        <w:rPr>
+          <w:sz w:val="24"/>
+          <w:szCs w:val="18"/>
+          <w:highlight w:val="yellow"/>
+        </w:rPr>
+        <w:t xml:space="preserve">implementaron </w:t>
+      </w:r>
+      <w:r>
+        <w:rPr>
+          <w:sz w:val="24"/>
+          <w:szCs w:val="18"/>
+          <w:highlight w:val="yellow"/>
+        </w:rPr>
+        <w:t xml:space="preserve"> …….</w:t>
+      </w:r>
+      <w:proofErr w:type="gramEnd"/>
+      <w:r>
+        <w:rPr>
+          <w:sz w:val="24"/>
+          <w:szCs w:val="18"/>
+          <w:highlight w:val="yellow"/>
+        </w:rPr>
+        <w:t>.</w:t>
+      </w:r>
+    </w:p>
+    <w:p>
+      <w:pPr>
+        <w:spacing w:after="160"/>
+        <w:ind w:left="720"/>
+        <w:rPr>
+          <w:sz w:val="24"/>
+          <w:szCs w:val="18"/>
+        </w:rPr>
+      </w:pPr>
+      <w:r>
+        <w:rPr>
+          <w:b/>
+          <w:bCs/>
+          <w:sz w:val="24"/>
+          <w:szCs w:val="18"/>
+        </w:rPr>
+        <w:t>Implementamos</w:t>
+      </w:r>
+      <w:r>
+        <w:rPr>
+          <w:b/>
+          <w:bCs/>
+          <w:sz w:val="24"/>
+          <w:szCs w:val="18"/>
+        </w:rPr>
+        <w:t xml:space="preserve"> </w:t>
+      </w:r>
+      <w:r>
+        <w:rPr>
+          <w:b/>
+          <w:bCs/>
+          <w:sz w:val="24"/>
+          <w:szCs w:val="18"/>
+        </w:rPr>
+        <w:t>llamadas</w:t>
+      </w:r>
+      <w:r>
+        <w:rPr>
+          <w:b/>
+          <w:bCs/>
+          <w:sz w:val="24"/>
+          <w:szCs w:val="18"/>
+        </w:rPr>
+        <w:t xml:space="preserve"> desde </w:t>
+      </w:r>
+      <w:r>
+        <w:rPr>
+          <w:b/>
+          <w:bCs/>
+          <w:sz w:val="24"/>
+          <w:szCs w:val="18"/>
+        </w:rPr>
+        <w:t>citas</w:t>
+      </w:r>
+      <w:r>
+        <w:rPr>
+          <w:b/>
+          <w:bCs/>
+          <w:sz w:val="24"/>
+          <w:szCs w:val="18"/>
+        </w:rPr>
+        <w:t xml:space="preserve"> web para </w:t>
+      </w:r>
+      <w:r>
+        <w:rPr>
+          <w:b/>
+          <w:bCs/>
+          <w:sz w:val="24"/>
+          <w:szCs w:val="18"/>
+        </w:rPr>
+        <w:t>extraer</w:t>
+      </w:r>
+      <w:r>
+        <w:rPr>
+          <w:b/>
+          <w:bCs/>
+          <w:sz w:val="24"/>
+          <w:szCs w:val="18"/>
+        </w:rPr>
+        <w:t xml:space="preserve"> su base de datos de tipo de </w:t>
+      </w:r>
+      <w:r>
+        <w:rPr>
+          <w:b/>
+          <w:bCs/>
+          <w:sz w:val="24"/>
+          <w:szCs w:val="18"/>
+        </w:rPr>
+        <w:t>cambios</w:t>
+      </w:r>
+      <w:r>
+        <w:rPr>
+          <w:b/>
+          <w:bCs/>
+          <w:sz w:val="24"/>
+          <w:szCs w:val="18"/>
+        </w:rPr>
+        <w:t xml:space="preserve"> del </w:t>
+      </w:r>
+      <w:r>
+        <w:rPr>
+          <w:b/>
+          <w:bCs/>
+          <w:sz w:val="24"/>
+          <w:szCs w:val="18"/>
+        </w:rPr>
+        <w:t>dólar,</w:t>
+      </w:r>
+      <w:r>
+        <w:rPr>
+          <w:b/>
+          <w:bCs/>
+          <w:sz w:val="24"/>
+          <w:szCs w:val="18"/>
+        </w:rPr>
+        <w:t xml:space="preserve"> se </w:t>
+      </w:r>
+      <w:r>
+        <w:rPr>
+          <w:b/>
+          <w:bCs/>
+          <w:sz w:val="24"/>
+          <w:szCs w:val="18"/>
+        </w:rPr>
+        <w:t>implementa</w:t>
+      </w:r>
+      <w:r>
+        <w:rPr>
+          <w:b/>
+          <w:bCs/>
+          <w:sz w:val="24"/>
+          <w:szCs w:val="18"/>
+        </w:rPr>
+        <w:t xml:space="preserve"> </w:t>
+      </w:r>
+      <w:r>
+        <w:rPr>
+          <w:b/>
+          <w:bCs/>
+          <w:sz w:val="24"/>
+          <w:szCs w:val="18"/>
+        </w:rPr>
+        <w:t>limpieza,</w:t>
+      </w:r>
+      <w:r>
+        <w:rPr>
+          <w:b/>
+          <w:bCs/>
+          <w:sz w:val="24"/>
+          <w:szCs w:val="18"/>
+        </w:rPr>
+        <w:t xml:space="preserve"> filtro y </w:t>
+      </w:r>
+      <w:r>
+        <w:rPr>
+          <w:b/>
+          <w:bCs/>
+          <w:sz w:val="24"/>
+          <w:szCs w:val="18"/>
+        </w:rPr>
+        <w:t>corrección</w:t>
+      </w:r>
+      <w:r>
+        <w:rPr>
+          <w:b/>
+          <w:bCs/>
+          <w:sz w:val="24"/>
+          <w:szCs w:val="18"/>
+        </w:rPr>
+        <w:t xml:space="preserve"> de errores para trabajar con la misma ya con una copia limpia </w:t>
+      </w:r>
+      <w:r>
+        <w:rPr>
+          <w:b/>
+          <w:bCs/>
+          <w:sz w:val="24"/>
+          <w:szCs w:val="18"/>
+        </w:rPr>
+        <w:t>y hacer un análisis.</w:t>
       </w:r>
     </w:p>
     <w:p>
@@ -290,16 +531,45 @@
           <w:szCs w:val="18"/>
           <w:highlight w:val="yellow"/>
         </w:rPr>
-        <w:t xml:space="preserve">Se crearon </w:t>
-      </w:r>
-      <w:r>
-        <w:rPr>
-          <w:sz w:val="24"/>
-          <w:szCs w:val="18"/>
-          <w:highlight w:val="yellow"/>
-        </w:rPr>
-        <w:t xml:space="preserve"> ……</w:t>
-      </w:r>
+        <w:t xml:space="preserve">Se </w:t>
+      </w:r>
+      <w:proofErr w:type="gramStart"/>
+      <w:r>
+        <w:rPr>
+          <w:sz w:val="24"/>
+          <w:szCs w:val="18"/>
+          <w:highlight w:val="yellow"/>
+        </w:rPr>
+        <w:t xml:space="preserve">crearon </w:t>
+      </w:r>
+      <w:r>
+        <w:rPr>
+          <w:sz w:val="24"/>
+          <w:szCs w:val="18"/>
+          <w:highlight w:val="yellow"/>
+        </w:rPr>
+        <w:t xml:space="preserve"> …</w:t>
+      </w:r>
+      <w:proofErr w:type="gramEnd"/>
+      <w:r>
+        <w:rPr>
+          <w:sz w:val="24"/>
+          <w:szCs w:val="18"/>
+          <w:highlight w:val="yellow"/>
+        </w:rPr>
+        <w:t>…</w:t>
+      </w:r>
+    </w:p>
+    <w:p>
+      <w:pPr>
+        <w:spacing w:after="160"/>
+        <w:ind w:left="1440"/>
+        <w:rPr>
+          <w:sz w:val="24"/>
+          <w:szCs w:val="18"/>
+          <w:highlight w:val="yellow"/>
+        </w:rPr>
+      </w:pPr>
     </w:p>
     <w:p>
       <w:pPr>
@@ -320,16 +590,55 @@
           <w:szCs w:val="18"/>
           <w:highlight w:val="yellow"/>
         </w:rPr>
-        <w:t xml:space="preserve">El proyecto fue </w:t>
-      </w:r>
-      <w:r>
-        <w:rPr>
-          <w:sz w:val="24"/>
-          <w:szCs w:val="18"/>
-          <w:highlight w:val="yellow"/>
-        </w:rPr>
-        <w:t xml:space="preserve"> ……</w:t>
-      </w:r>
+        <w:t xml:space="preserve">El proyecto </w:t>
+      </w:r>
+      <w:proofErr w:type="gramStart"/>
+      <w:r>
+        <w:rPr>
+          <w:sz w:val="24"/>
+          <w:szCs w:val="18"/>
+          <w:highlight w:val="yellow"/>
+        </w:rPr>
+        <w:t xml:space="preserve">fue </w:t>
+      </w:r>
+      <w:r>
+        <w:rPr>
+          <w:sz w:val="24"/>
+          <w:szCs w:val="18"/>
+          <w:highlight w:val="yellow"/>
+        </w:rPr>
+        <w:t xml:space="preserve"> …</w:t>
+      </w:r>
+      <w:proofErr w:type="gramEnd"/>
+      <w:r>
+        <w:rPr>
+          <w:sz w:val="24"/>
+          <w:szCs w:val="18"/>
+          <w:highlight w:val="yellow"/>
+        </w:rPr>
+        <w:t>…</w:t>
+      </w:r>
+    </w:p>
+    <w:p>
+      <w:pPr>
+        <w:pStyle w:val="Prrafodelista"/>
+        <w:rPr>
+          <w:sz w:val="24"/>
+          <w:szCs w:val="18"/>
+          <w:highlight w:val="yellow"/>
+        </w:rPr>
+      </w:pPr>
+    </w:p>
+    <w:p>
+      <w:pPr>
+        <w:spacing w:after="160"/>
+        <w:ind w:left="1440"/>
+        <w:rPr>
+          <w:sz w:val="24"/>
+          <w:szCs w:val="18"/>
+          <w:highlight w:val="yellow"/>
+        </w:rPr>
+      </w:pPr>
     </w:p>
     <w:p>
       <w:pPr>
@@ -396,6 +705,26 @@
     </w:p>
     <w:p>
       <w:pPr>
+        <w:spacing w:after="160"/>
+        <w:rPr>
+          <w:sz w:val="24"/>
+          <w:szCs w:val="18"/>
+          <w:highlight w:val="yellow"/>
+        </w:rPr>
+      </w:pPr>
+    </w:p>
+    <w:p>
+      <w:pPr>
+        <w:spacing w:after="160"/>
+        <w:rPr>
+          <w:sz w:val="24"/>
+          <w:szCs w:val="18"/>
+          <w:highlight w:val="yellow"/>
+        </w:rPr>
+      </w:pPr>
+    </w:p>
+    <w:p>
+      <w:pPr>
         <w:numPr>
           <w:ilvl w:val="0"/>
           <w:numId w:val="2"/>
@@ -429,12 +758,12 @@
     </w:p>
     <w:p/>
     <w:sectPr>
-      <w:headerReference w:type="even" r:id="rId8"/>
-      <w:headerReference w:type="default" r:id="rId9"/>
-      <w:footerReference w:type="even" r:id="rId10"/>
-      <w:footerReference w:type="default" r:id="rId11"/>
-      <w:headerReference w:type="first" r:id="rId12"/>
-      <w:footerReference w:type="first" r:id="rId13"/>
+      <w:headerReference w:type="even" r:id="rId9"/>
+      <w:headerReference w:type="default" r:id="rId10"/>
+      <w:footerReference w:type="even" r:id="rId11"/>
+      <w:footerReference w:type="default" r:id="rId12"/>
+      <w:headerReference w:type="first" r:id="rId13"/>
+      <w:footerReference w:type="first" r:id="rId14"/>
       <w:pgSz w:w="11906" w:h="16838" w:code="9"/>
       <w:pgMar w:top="1440" w:right="1080" w:bottom="1440" w:left="1080" w:header="720" w:footer="57" w:gutter="0"/>
       <w:cols w:space="720"/>
@@ -1595,6 +1924,29 @@
       </w:tblBorders>
     </w:tblPr>
   </w:style>
+  <w:style w:type="character" w:styleId="Hipervnculo">
+    <w:name w:val="Hyperlink"/>
+    <w:basedOn w:val="Fuentedeprrafopredeter"/>
+    <w:uiPriority w:val="99"/>
+    <w:unhideWhenUsed/>
+    <w:rsid w:val="006F6611"/>
+    <w:rPr>
+      <w:color w:val="467886" w:themeColor="hyperlink"/>
+      <w:u w:val="single"/>
+    </w:rPr>
+  </w:style>
+  <w:style w:type="character" w:styleId="Mencinsinresolver">
+    <w:name w:val="Unresolved Mention"/>
+    <w:basedOn w:val="Fuentedeprrafopredeter"/>
+    <w:uiPriority w:val="99"/>
+    <w:semiHidden/>
+    <w:unhideWhenUsed/>
+    <w:rsid w:val="006F6611"/>
+    <w:rPr>
+      <w:color w:val="605E5C"/>
+      <w:shd w:val="clear" w:color="auto" w:fill="E1DFDD"/>
+    </w:rPr>
+  </w:style>
 </w:styles>
 </file>
 

--- a/clase_10/Actividad Semana 11.docx
+++ b/clase_10/Actividad Semana 11.docx
@@ -215,6 +215,20 @@
         <w:spacing w:after="160"/>
         <w:ind w:left="0"/>
       </w:pPr>
+      <w:hyperlink r:id="rId9" w:history="1">
+        <w:r>
+          <w:rPr>
+            <w:rStyle w:val="Hipervnculo"/>
+          </w:rPr>
+          <w:t>https://github.com/RomanD1995/2026C2-c03programacion</w:t>
+        </w:r>
+      </w:hyperlink>
+    </w:p>
+    <w:p>
+      <w:pPr>
+        <w:spacing w:after="160"/>
+        <w:ind w:left="0"/>
+      </w:pPr>
     </w:p>
     <w:p>
       <w:pPr>
@@ -563,13 +577,3330 @@
     <w:p>
       <w:pPr>
         <w:spacing w:after="160"/>
+        <w:ind w:left="0"/>
+        <w:rPr>
+          <w:sz w:val="24"/>
+          <w:szCs w:val="18"/>
+        </w:rPr>
+      </w:pPr>
+      <w:r>
+        <w:rPr>
+          <w:sz w:val="24"/>
+          <w:szCs w:val="18"/>
+        </w:rPr>
+        <w:t xml:space="preserve"># Notebook 07 - </w:t>
+      </w:r>
+      <w:r>
+        <w:rPr>
+          <w:rFonts w:ascii="Segoe UI Emoji" w:hAnsi="Segoe UI Emoji" w:cs="Segoe UI Emoji"/>
+          <w:sz w:val="24"/>
+          <w:szCs w:val="18"/>
+        </w:rPr>
+        <w:t>🐼</w:t>
+      </w:r>
+      <w:r>
+        <w:rPr>
+          <w:sz w:val="24"/>
+          <w:szCs w:val="18"/>
+        </w:rPr>
+        <w:t xml:space="preserve"> Pandas: Tu Superpoder para Analizar Datos</w:t>
+      </w:r>
+    </w:p>
+    <w:p>
+      <w:pPr>
+        <w:spacing w:after="160"/>
+        <w:ind w:left="0"/>
+        <w:rPr>
+          <w:sz w:val="24"/>
+          <w:szCs w:val="18"/>
+        </w:rPr>
+      </w:pPr>
+    </w:p>
+    <w:p>
+      <w:pPr>
+        <w:spacing w:after="160"/>
+        <w:ind w:left="0"/>
+        <w:rPr>
+          <w:sz w:val="24"/>
+          <w:szCs w:val="18"/>
+        </w:rPr>
+      </w:pPr>
+      <w:r>
+        <w:rPr>
+          <w:sz w:val="24"/>
+          <w:szCs w:val="18"/>
+        </w:rPr>
+        <w:t xml:space="preserve">## </w:t>
+      </w:r>
+      <w:proofErr w:type="gramStart"/>
+      <w:r>
+        <w:rPr>
+          <w:sz w:val="24"/>
+          <w:szCs w:val="18"/>
+        </w:rPr>
+        <w:t>Autor :</w:t>
+      </w:r>
+      <w:proofErr w:type="gramEnd"/>
+      <w:r>
+        <w:rPr>
+          <w:sz w:val="24"/>
+          <w:szCs w:val="18"/>
+        </w:rPr>
+        <w:t xml:space="preserve"> Adonis Roman Dinarte</w:t>
+      </w:r>
+    </w:p>
+    <w:p>
+      <w:pPr>
+        <w:spacing w:after="160"/>
+        <w:ind w:left="0"/>
+        <w:rPr>
+          <w:sz w:val="24"/>
+          <w:szCs w:val="18"/>
+        </w:rPr>
+      </w:pPr>
+      <w:r>
+        <w:rPr>
+          <w:sz w:val="24"/>
+          <w:szCs w:val="18"/>
+        </w:rPr>
+        <w:t>### **23/07/2026**</w:t>
+      </w:r>
+    </w:p>
+    <w:p>
+      <w:pPr>
+        <w:spacing w:after="160"/>
+        <w:ind w:left="0"/>
+        <w:rPr>
+          <w:sz w:val="24"/>
+          <w:szCs w:val="18"/>
+        </w:rPr>
+      </w:pPr>
+    </w:p>
+    <w:p>
+      <w:pPr>
+        <w:spacing w:after="160"/>
+        <w:ind w:left="0"/>
+        <w:rPr>
+          <w:sz w:val="24"/>
+          <w:szCs w:val="18"/>
+        </w:rPr>
+      </w:pPr>
+      <w:r>
+        <w:rPr>
+          <w:sz w:val="24"/>
+          <w:szCs w:val="18"/>
+        </w:rPr>
+        <w:t xml:space="preserve">&gt; </w:t>
+      </w:r>
+      <w:proofErr w:type="gramStart"/>
+      <w:r>
+        <w:rPr>
+          <w:sz w:val="24"/>
+          <w:szCs w:val="18"/>
+        </w:rPr>
+        <w:t>Nota :</w:t>
+      </w:r>
+      <w:proofErr w:type="gramEnd"/>
+      <w:r>
+        <w:rPr>
+          <w:sz w:val="24"/>
+          <w:szCs w:val="18"/>
+        </w:rPr>
+        <w:t xml:space="preserve"> Compartir con ajmena92@gmail.com</w:t>
+      </w:r>
+    </w:p>
+    <w:p>
+      <w:pPr>
+        <w:spacing w:after="160"/>
+        <w:ind w:left="0"/>
+        <w:rPr>
+          <w:sz w:val="24"/>
+          <w:szCs w:val="18"/>
+        </w:rPr>
+      </w:pPr>
+    </w:p>
+    <w:p>
+      <w:pPr>
+        <w:spacing w:after="160"/>
+        <w:ind w:left="0"/>
+        <w:rPr>
+          <w:sz w:val="24"/>
+          <w:szCs w:val="18"/>
+        </w:rPr>
+      </w:pPr>
+      <w:r>
+        <w:rPr>
+          <w:sz w:val="24"/>
+          <w:szCs w:val="18"/>
+        </w:rPr>
+        <w:t>como pandas puede extraer datos</w:t>
+      </w:r>
+    </w:p>
+    <w:p>
+      <w:pPr>
+        <w:spacing w:after="160"/>
+        <w:ind w:left="0"/>
+        <w:rPr>
+          <w:sz w:val="24"/>
+          <w:szCs w:val="18"/>
+        </w:rPr>
+      </w:pPr>
+    </w:p>
+    <w:p>
+      <w:pPr>
+        <w:spacing w:after="160"/>
+        <w:ind w:left="0"/>
+        <w:rPr>
+          <w:sz w:val="24"/>
+          <w:szCs w:val="18"/>
+        </w:rPr>
+      </w:pPr>
+      <w:r>
+        <w:rPr>
+          <w:sz w:val="24"/>
+          <w:szCs w:val="18"/>
+        </w:rPr>
+        <w:t xml:space="preserve">* </w:t>
+      </w:r>
+      <w:proofErr w:type="spellStart"/>
+      <w:r>
+        <w:rPr>
+          <w:sz w:val="24"/>
+          <w:szCs w:val="18"/>
+        </w:rPr>
+        <w:t>scv</w:t>
+      </w:r>
+      <w:proofErr w:type="spellEnd"/>
+    </w:p>
+    <w:p>
+      <w:pPr>
+        <w:spacing w:after="160"/>
+        <w:ind w:left="0"/>
+        <w:rPr>
+          <w:sz w:val="24"/>
+          <w:szCs w:val="18"/>
+        </w:rPr>
+      </w:pPr>
+      <w:r>
+        <w:rPr>
+          <w:sz w:val="24"/>
+          <w:szCs w:val="18"/>
+        </w:rPr>
+        <w:t xml:space="preserve">* </w:t>
+      </w:r>
+      <w:proofErr w:type="spellStart"/>
+      <w:r>
+        <w:rPr>
+          <w:sz w:val="24"/>
+          <w:szCs w:val="18"/>
+        </w:rPr>
+        <w:t>exel</w:t>
+      </w:r>
+      <w:proofErr w:type="spellEnd"/>
+    </w:p>
+    <w:p>
+      <w:pPr>
+        <w:spacing w:after="160"/>
+        <w:ind w:left="0"/>
+        <w:rPr>
+          <w:sz w:val="24"/>
+          <w:szCs w:val="18"/>
+        </w:rPr>
+      </w:pPr>
+      <w:r>
+        <w:rPr>
+          <w:sz w:val="24"/>
+          <w:szCs w:val="18"/>
+        </w:rPr>
+        <w:t>* web</w:t>
+      </w:r>
+    </w:p>
+    <w:p>
+      <w:pPr>
+        <w:spacing w:after="160"/>
+        <w:ind w:left="0"/>
+        <w:rPr>
+          <w:sz w:val="24"/>
+          <w:szCs w:val="18"/>
+        </w:rPr>
+      </w:pPr>
+      <w:r>
+        <w:rPr>
+          <w:sz w:val="24"/>
+          <w:szCs w:val="18"/>
+        </w:rPr>
+        <w:t xml:space="preserve">* </w:t>
+      </w:r>
+      <w:proofErr w:type="spellStart"/>
+      <w:r>
+        <w:rPr>
+          <w:sz w:val="24"/>
+          <w:szCs w:val="18"/>
+        </w:rPr>
+        <w:t>json</w:t>
+      </w:r>
+      <w:proofErr w:type="spellEnd"/>
+    </w:p>
+    <w:p>
+      <w:pPr>
+        <w:spacing w:after="160"/>
+        <w:ind w:left="0"/>
+        <w:rPr>
+          <w:sz w:val="24"/>
+          <w:szCs w:val="18"/>
+        </w:rPr>
+      </w:pPr>
+    </w:p>
+    <w:p>
+      <w:pPr>
+        <w:spacing w:after="160"/>
+        <w:ind w:left="0"/>
+        <w:rPr>
+          <w:sz w:val="24"/>
+          <w:szCs w:val="18"/>
+        </w:rPr>
+      </w:pPr>
+    </w:p>
+    <w:p>
+      <w:pPr>
+        <w:spacing w:after="160"/>
+        <w:ind w:left="0"/>
+        <w:rPr>
+          <w:sz w:val="24"/>
+          <w:szCs w:val="18"/>
+        </w:rPr>
+      </w:pPr>
+      <w:r>
+        <w:rPr>
+          <w:sz w:val="24"/>
+          <w:szCs w:val="18"/>
+        </w:rPr>
+        <w:t>#Extracción de datos</w:t>
+      </w:r>
+    </w:p>
+    <w:p>
+      <w:pPr>
+        <w:spacing w:after="160"/>
+        <w:ind w:left="0"/>
+        <w:rPr>
+          <w:sz w:val="24"/>
+          <w:szCs w:val="18"/>
+        </w:rPr>
+      </w:pPr>
+      <w:proofErr w:type="spellStart"/>
+      <w:r>
+        <w:rPr>
+          <w:sz w:val="24"/>
+          <w:szCs w:val="18"/>
+        </w:rPr>
+        <w:t>import</w:t>
+      </w:r>
+      <w:proofErr w:type="spellEnd"/>
+      <w:r>
+        <w:rPr>
+          <w:sz w:val="24"/>
+          <w:szCs w:val="18"/>
+        </w:rPr>
+        <w:t xml:space="preserve"> pandas as </w:t>
+      </w:r>
+      <w:proofErr w:type="spellStart"/>
+      <w:r>
+        <w:rPr>
+          <w:sz w:val="24"/>
+          <w:szCs w:val="18"/>
+        </w:rPr>
+        <w:t>pd</w:t>
+      </w:r>
+      <w:proofErr w:type="spellEnd"/>
+      <w:r>
+        <w:rPr>
+          <w:sz w:val="24"/>
+          <w:szCs w:val="18"/>
+        </w:rPr>
+        <w:t xml:space="preserve"> # Importamos </w:t>
+      </w:r>
+      <w:proofErr w:type="spellStart"/>
+      <w:r>
+        <w:rPr>
+          <w:sz w:val="24"/>
+          <w:szCs w:val="18"/>
+        </w:rPr>
+        <w:t>libreria</w:t>
+      </w:r>
+      <w:proofErr w:type="spellEnd"/>
+      <w:r>
+        <w:rPr>
+          <w:sz w:val="24"/>
+          <w:szCs w:val="18"/>
+        </w:rPr>
+        <w:t xml:space="preserve"> Pandas para análisis de datos</w:t>
+      </w:r>
+    </w:p>
+    <w:p>
+      <w:pPr>
+        <w:spacing w:after="160"/>
+        <w:ind w:left="0"/>
+        <w:rPr>
+          <w:sz w:val="24"/>
+          <w:szCs w:val="18"/>
+        </w:rPr>
+      </w:pPr>
+    </w:p>
+    <w:p>
+      <w:pPr>
+        <w:spacing w:after="160"/>
+        <w:ind w:left="0"/>
+        <w:rPr>
+          <w:sz w:val="24"/>
+          <w:szCs w:val="18"/>
+        </w:rPr>
+      </w:pPr>
+    </w:p>
+    <w:p>
+      <w:pPr>
+        <w:spacing w:after="160"/>
+        <w:ind w:left="0"/>
+        <w:rPr>
+          <w:sz w:val="24"/>
+          <w:szCs w:val="18"/>
+        </w:rPr>
+      </w:pPr>
+      <w:proofErr w:type="spellStart"/>
+      <w:r>
+        <w:rPr>
+          <w:sz w:val="24"/>
+          <w:szCs w:val="18"/>
+        </w:rPr>
+        <w:t>url_bccr</w:t>
+      </w:r>
+      <w:proofErr w:type="spellEnd"/>
+      <w:r>
+        <w:rPr>
+          <w:sz w:val="24"/>
+          <w:szCs w:val="18"/>
+        </w:rPr>
+        <w:t xml:space="preserve"> = 'https://gee.bccr.fi.cr/IndicadoresEconomicos/Cuadros/frmConsultaTCVentanilla.aspx'</w:t>
+      </w:r>
+    </w:p>
+    <w:p>
+      <w:pPr>
+        <w:spacing w:after="160"/>
+        <w:ind w:left="0"/>
+        <w:rPr>
+          <w:sz w:val="24"/>
+          <w:szCs w:val="18"/>
+        </w:rPr>
+      </w:pPr>
+    </w:p>
+    <w:p>
+      <w:pPr>
+        <w:spacing w:after="160"/>
+        <w:ind w:left="0"/>
+        <w:rPr>
+          <w:sz w:val="24"/>
+          <w:szCs w:val="18"/>
+        </w:rPr>
+      </w:pPr>
+    </w:p>
+    <w:p>
+      <w:pPr>
+        <w:spacing w:after="160"/>
+        <w:ind w:left="0"/>
+        <w:rPr>
+          <w:sz w:val="24"/>
+          <w:szCs w:val="18"/>
+        </w:rPr>
+      </w:pPr>
+      <w:proofErr w:type="spellStart"/>
+      <w:r>
+        <w:rPr>
+          <w:sz w:val="24"/>
+          <w:szCs w:val="18"/>
+        </w:rPr>
+        <w:t>tablas_web</w:t>
+      </w:r>
+      <w:proofErr w:type="spellEnd"/>
+      <w:r>
+        <w:rPr>
+          <w:sz w:val="24"/>
+          <w:szCs w:val="18"/>
+        </w:rPr>
+        <w:t xml:space="preserve"> = </w:t>
+      </w:r>
+      <w:proofErr w:type="spellStart"/>
+      <w:proofErr w:type="gramStart"/>
+      <w:r>
+        <w:rPr>
+          <w:sz w:val="24"/>
+          <w:szCs w:val="18"/>
+        </w:rPr>
+        <w:t>pd.read</w:t>
+      </w:r>
+      <w:proofErr w:type="gramEnd"/>
+      <w:r>
+        <w:rPr>
+          <w:sz w:val="24"/>
+          <w:szCs w:val="18"/>
+        </w:rPr>
+        <w:t>_</w:t>
+      </w:r>
+      <w:proofErr w:type="gramStart"/>
+      <w:r>
+        <w:rPr>
+          <w:sz w:val="24"/>
+          <w:szCs w:val="18"/>
+        </w:rPr>
+        <w:t>html</w:t>
+      </w:r>
+      <w:proofErr w:type="spellEnd"/>
+      <w:r>
+        <w:rPr>
+          <w:sz w:val="24"/>
+          <w:szCs w:val="18"/>
+        </w:rPr>
+        <w:t>(</w:t>
+      </w:r>
+      <w:proofErr w:type="spellStart"/>
+      <w:proofErr w:type="gramEnd"/>
+      <w:r>
+        <w:rPr>
+          <w:sz w:val="24"/>
+          <w:szCs w:val="18"/>
+        </w:rPr>
+        <w:t>url_bccr</w:t>
+      </w:r>
+      <w:proofErr w:type="spellEnd"/>
+      <w:r>
+        <w:rPr>
+          <w:sz w:val="24"/>
+          <w:szCs w:val="18"/>
+        </w:rPr>
+        <w:t xml:space="preserve">, </w:t>
+      </w:r>
+      <w:proofErr w:type="spellStart"/>
+      <w:r>
+        <w:rPr>
+          <w:sz w:val="24"/>
+          <w:szCs w:val="18"/>
+        </w:rPr>
+        <w:t>encoding</w:t>
+      </w:r>
+      <w:proofErr w:type="spellEnd"/>
+      <w:r>
+        <w:rPr>
+          <w:sz w:val="24"/>
+          <w:szCs w:val="18"/>
+        </w:rPr>
+        <w:t xml:space="preserve">='utf-8', decimal=',', </w:t>
+      </w:r>
+      <w:proofErr w:type="spellStart"/>
+      <w:r>
+        <w:rPr>
+          <w:sz w:val="24"/>
+          <w:szCs w:val="18"/>
+        </w:rPr>
+        <w:t>thousands</w:t>
+      </w:r>
+      <w:proofErr w:type="spellEnd"/>
+      <w:r>
+        <w:rPr>
+          <w:sz w:val="24"/>
+          <w:szCs w:val="18"/>
+        </w:rPr>
+        <w:t>='.')</w:t>
+      </w:r>
+    </w:p>
+    <w:p>
+      <w:pPr>
+        <w:spacing w:after="160"/>
+        <w:ind w:left="0"/>
+        <w:rPr>
+          <w:sz w:val="24"/>
+          <w:szCs w:val="18"/>
+        </w:rPr>
+      </w:pPr>
+    </w:p>
+    <w:p>
+      <w:pPr>
+        <w:spacing w:after="160"/>
+        <w:ind w:left="0"/>
+        <w:rPr>
+          <w:sz w:val="24"/>
+          <w:szCs w:val="18"/>
+        </w:rPr>
+      </w:pPr>
+    </w:p>
+    <w:p>
+      <w:pPr>
+        <w:spacing w:after="160"/>
+        <w:ind w:left="0"/>
+        <w:rPr>
+          <w:sz w:val="24"/>
+          <w:szCs w:val="18"/>
+        </w:rPr>
+      </w:pPr>
+      <w:proofErr w:type="spellStart"/>
+      <w:proofErr w:type="gramStart"/>
+      <w:r>
+        <w:rPr>
+          <w:sz w:val="24"/>
+          <w:szCs w:val="18"/>
+        </w:rPr>
+        <w:t>print</w:t>
+      </w:r>
+      <w:proofErr w:type="spellEnd"/>
+      <w:r>
+        <w:rPr>
+          <w:sz w:val="24"/>
+          <w:szCs w:val="18"/>
+        </w:rPr>
+        <w:t>(</w:t>
+      </w:r>
+      <w:proofErr w:type="gramEnd"/>
+      <w:r>
+        <w:rPr>
+          <w:sz w:val="24"/>
+          <w:szCs w:val="18"/>
+        </w:rPr>
+        <w:t xml:space="preserve">"Tipo de datos de tabla web:", </w:t>
+      </w:r>
+      <w:proofErr w:type="spellStart"/>
+      <w:r>
+        <w:rPr>
+          <w:sz w:val="24"/>
+          <w:szCs w:val="18"/>
+        </w:rPr>
+        <w:t>type</w:t>
+      </w:r>
+      <w:proofErr w:type="spellEnd"/>
+      <w:r>
+        <w:rPr>
+          <w:sz w:val="24"/>
+          <w:szCs w:val="18"/>
+        </w:rPr>
+        <w:t>(</w:t>
+      </w:r>
+      <w:proofErr w:type="spellStart"/>
+      <w:r>
+        <w:rPr>
+          <w:sz w:val="24"/>
+          <w:szCs w:val="18"/>
+        </w:rPr>
+        <w:t>tablas_web</w:t>
+      </w:r>
+      <w:proofErr w:type="spellEnd"/>
+      <w:r>
+        <w:rPr>
+          <w:sz w:val="24"/>
+          <w:szCs w:val="18"/>
+        </w:rPr>
+        <w:t>))</w:t>
+      </w:r>
+    </w:p>
+    <w:p>
+      <w:pPr>
+        <w:spacing w:after="160"/>
+        <w:ind w:left="0"/>
+        <w:rPr>
+          <w:sz w:val="24"/>
+          <w:szCs w:val="18"/>
+        </w:rPr>
+      </w:pPr>
+      <w:proofErr w:type="spellStart"/>
+      <w:proofErr w:type="gramStart"/>
+      <w:r>
+        <w:rPr>
+          <w:sz w:val="24"/>
+          <w:szCs w:val="18"/>
+        </w:rPr>
+        <w:t>print</w:t>
+      </w:r>
+      <w:proofErr w:type="spellEnd"/>
+      <w:r>
+        <w:rPr>
+          <w:sz w:val="24"/>
+          <w:szCs w:val="18"/>
+        </w:rPr>
+        <w:t>(</w:t>
+      </w:r>
+      <w:proofErr w:type="gramEnd"/>
+      <w:r>
+        <w:rPr>
+          <w:sz w:val="24"/>
+          <w:szCs w:val="18"/>
+        </w:rPr>
+        <w:t xml:space="preserve">"Numero de tablas encontradas:", </w:t>
+      </w:r>
+      <w:proofErr w:type="spellStart"/>
+      <w:r>
+        <w:rPr>
+          <w:sz w:val="24"/>
+          <w:szCs w:val="18"/>
+        </w:rPr>
+        <w:t>len</w:t>
+      </w:r>
+      <w:proofErr w:type="spellEnd"/>
+      <w:r>
+        <w:rPr>
+          <w:sz w:val="24"/>
+          <w:szCs w:val="18"/>
+        </w:rPr>
+        <w:t>(</w:t>
+      </w:r>
+      <w:proofErr w:type="spellStart"/>
+      <w:r>
+        <w:rPr>
+          <w:sz w:val="24"/>
+          <w:szCs w:val="18"/>
+        </w:rPr>
+        <w:t>tablas_web</w:t>
+      </w:r>
+      <w:proofErr w:type="spellEnd"/>
+      <w:r>
+        <w:rPr>
+          <w:sz w:val="24"/>
+          <w:szCs w:val="18"/>
+        </w:rPr>
+        <w:t>))</w:t>
+      </w:r>
+    </w:p>
+    <w:p>
+      <w:pPr>
+        <w:spacing w:after="160"/>
+        <w:ind w:left="0"/>
+        <w:rPr>
+          <w:sz w:val="24"/>
+          <w:szCs w:val="18"/>
+        </w:rPr>
+      </w:pPr>
+    </w:p>
+    <w:p>
+      <w:pPr>
+        <w:spacing w:after="160"/>
+        <w:ind w:left="0"/>
+        <w:rPr>
+          <w:sz w:val="24"/>
+          <w:szCs w:val="18"/>
+        </w:rPr>
+      </w:pPr>
+    </w:p>
+    <w:p>
+      <w:pPr>
+        <w:spacing w:after="160"/>
+        <w:ind w:left="0"/>
+        <w:rPr>
+          <w:sz w:val="24"/>
+          <w:szCs w:val="18"/>
+        </w:rPr>
+      </w:pPr>
+      <w:proofErr w:type="spellStart"/>
+      <w:r>
+        <w:rPr>
+          <w:sz w:val="24"/>
+          <w:szCs w:val="18"/>
+        </w:rPr>
+        <w:t>df</w:t>
+      </w:r>
+      <w:proofErr w:type="spellEnd"/>
+      <w:r>
+        <w:rPr>
+          <w:sz w:val="24"/>
+          <w:szCs w:val="18"/>
+        </w:rPr>
+        <w:t xml:space="preserve"> = </w:t>
+      </w:r>
+      <w:proofErr w:type="spellStart"/>
+      <w:r>
+        <w:rPr>
+          <w:sz w:val="24"/>
+          <w:szCs w:val="18"/>
+        </w:rPr>
+        <w:t>tablas_web</w:t>
+      </w:r>
+      <w:proofErr w:type="spellEnd"/>
+      <w:r>
+        <w:rPr>
+          <w:sz w:val="24"/>
+          <w:szCs w:val="18"/>
+        </w:rPr>
+        <w:t>[2</w:t>
+      </w:r>
+      <w:proofErr w:type="gramStart"/>
+      <w:r>
+        <w:rPr>
+          <w:sz w:val="24"/>
+          <w:szCs w:val="18"/>
+        </w:rPr>
+        <w:t>].</w:t>
+      </w:r>
+      <w:proofErr w:type="spellStart"/>
+      <w:r>
+        <w:rPr>
+          <w:sz w:val="24"/>
+          <w:szCs w:val="18"/>
+        </w:rPr>
+        <w:t>copy</w:t>
+      </w:r>
+      <w:proofErr w:type="spellEnd"/>
+      <w:proofErr w:type="gramEnd"/>
+      <w:r>
+        <w:rPr>
+          <w:sz w:val="24"/>
+          <w:szCs w:val="18"/>
+        </w:rPr>
+        <w:t>()</w:t>
+      </w:r>
+    </w:p>
+    <w:p>
+      <w:pPr>
+        <w:spacing w:after="160"/>
+        <w:ind w:left="0"/>
+        <w:rPr>
+          <w:sz w:val="24"/>
+          <w:szCs w:val="18"/>
+        </w:rPr>
+      </w:pPr>
+      <w:proofErr w:type="spellStart"/>
+      <w:r>
+        <w:rPr>
+          <w:sz w:val="24"/>
+          <w:szCs w:val="18"/>
+        </w:rPr>
+        <w:lastRenderedPageBreak/>
+        <w:t>tablas_</w:t>
+      </w:r>
+      <w:proofErr w:type="gramStart"/>
+      <w:r>
+        <w:rPr>
+          <w:sz w:val="24"/>
+          <w:szCs w:val="18"/>
+        </w:rPr>
+        <w:t>web.clear</w:t>
+      </w:r>
+      <w:proofErr w:type="spellEnd"/>
+      <w:proofErr w:type="gramEnd"/>
+      <w:r>
+        <w:rPr>
+          <w:sz w:val="24"/>
+          <w:szCs w:val="18"/>
+        </w:rPr>
+        <w:t>()</w:t>
+      </w:r>
+    </w:p>
+    <w:p>
+      <w:pPr>
+        <w:spacing w:after="160"/>
+        <w:ind w:left="0"/>
+        <w:rPr>
+          <w:sz w:val="24"/>
+          <w:szCs w:val="18"/>
+        </w:rPr>
+      </w:pPr>
+    </w:p>
+    <w:p>
+      <w:pPr>
+        <w:spacing w:after="160"/>
+        <w:ind w:left="0"/>
+        <w:rPr>
+          <w:sz w:val="24"/>
+          <w:szCs w:val="18"/>
+        </w:rPr>
+      </w:pPr>
+      <w:r>
+        <w:rPr>
+          <w:sz w:val="24"/>
+          <w:szCs w:val="18"/>
+        </w:rPr>
+        <w:t xml:space="preserve">#Analisis de </w:t>
+      </w:r>
+      <w:proofErr w:type="spellStart"/>
+      <w:r>
+        <w:rPr>
+          <w:sz w:val="24"/>
+          <w:szCs w:val="18"/>
+        </w:rPr>
+        <w:t>DataFrames</w:t>
+      </w:r>
+      <w:proofErr w:type="spellEnd"/>
+    </w:p>
+    <w:p>
+      <w:pPr>
+        <w:spacing w:after="160"/>
+        <w:ind w:left="0"/>
+        <w:rPr>
+          <w:sz w:val="24"/>
+          <w:szCs w:val="18"/>
+        </w:rPr>
+      </w:pPr>
+    </w:p>
+    <w:p>
+      <w:pPr>
+        <w:spacing w:after="160"/>
+        <w:ind w:left="0"/>
+        <w:rPr>
+          <w:sz w:val="24"/>
+          <w:szCs w:val="18"/>
+        </w:rPr>
+      </w:pPr>
+      <w:proofErr w:type="spellStart"/>
+      <w:proofErr w:type="gramStart"/>
+      <w:r>
+        <w:rPr>
+          <w:sz w:val="24"/>
+          <w:szCs w:val="18"/>
+        </w:rPr>
+        <w:t>print</w:t>
+      </w:r>
+      <w:proofErr w:type="spellEnd"/>
+      <w:r>
+        <w:rPr>
+          <w:sz w:val="24"/>
+          <w:szCs w:val="18"/>
+        </w:rPr>
+        <w:t>(</w:t>
+      </w:r>
+      <w:proofErr w:type="gramEnd"/>
+      <w:r>
+        <w:rPr>
+          <w:sz w:val="24"/>
+          <w:szCs w:val="18"/>
+        </w:rPr>
+        <w:t xml:space="preserve">"\n ---- Tabla DF Tipo Cambio </w:t>
+      </w:r>
+      <w:proofErr w:type="spellStart"/>
+      <w:r>
+        <w:rPr>
+          <w:sz w:val="24"/>
+          <w:szCs w:val="18"/>
+        </w:rPr>
+        <w:t>Dolar</w:t>
+      </w:r>
+      <w:proofErr w:type="spellEnd"/>
+      <w:r>
+        <w:rPr>
+          <w:sz w:val="24"/>
+          <w:szCs w:val="18"/>
+        </w:rPr>
+        <w:t xml:space="preserve"> BCCR---")</w:t>
+      </w:r>
+    </w:p>
+    <w:p>
+      <w:pPr>
+        <w:spacing w:after="160"/>
+        <w:ind w:left="0"/>
+        <w:rPr>
+          <w:sz w:val="24"/>
+          <w:szCs w:val="18"/>
+        </w:rPr>
+      </w:pPr>
+      <w:proofErr w:type="gramStart"/>
+      <w:r>
+        <w:rPr>
+          <w:sz w:val="24"/>
+          <w:szCs w:val="18"/>
+        </w:rPr>
+        <w:t>df.info(</w:t>
+      </w:r>
+      <w:proofErr w:type="gramEnd"/>
+      <w:r>
+        <w:rPr>
+          <w:sz w:val="24"/>
+          <w:szCs w:val="18"/>
+        </w:rPr>
+        <w:t>)</w:t>
+      </w:r>
+    </w:p>
+    <w:p>
+      <w:pPr>
+        <w:spacing w:after="160"/>
+        <w:ind w:left="0"/>
+        <w:rPr>
+          <w:sz w:val="24"/>
+          <w:szCs w:val="18"/>
+        </w:rPr>
+      </w:pPr>
+    </w:p>
+    <w:p>
+      <w:pPr>
+        <w:spacing w:after="160"/>
+        <w:ind w:left="0"/>
+        <w:rPr>
+          <w:sz w:val="24"/>
+          <w:szCs w:val="18"/>
+        </w:rPr>
+      </w:pPr>
+      <w:proofErr w:type="spellStart"/>
+      <w:proofErr w:type="gramStart"/>
+      <w:r>
+        <w:rPr>
+          <w:sz w:val="24"/>
+          <w:szCs w:val="18"/>
+        </w:rPr>
+        <w:t>print</w:t>
+      </w:r>
+      <w:proofErr w:type="spellEnd"/>
+      <w:r>
+        <w:rPr>
+          <w:sz w:val="24"/>
+          <w:szCs w:val="18"/>
+        </w:rPr>
+        <w:t>(</w:t>
+      </w:r>
+      <w:proofErr w:type="gramEnd"/>
+      <w:r>
+        <w:rPr>
+          <w:sz w:val="24"/>
+          <w:szCs w:val="18"/>
+        </w:rPr>
+        <w:t xml:space="preserve">"mis </w:t>
+      </w:r>
+      <w:proofErr w:type="spellStart"/>
+      <w:r>
+        <w:rPr>
+          <w:sz w:val="24"/>
+          <w:szCs w:val="18"/>
+        </w:rPr>
+        <w:t>dimenciones</w:t>
+      </w:r>
+      <w:proofErr w:type="spellEnd"/>
+      <w:r>
+        <w:rPr>
+          <w:sz w:val="24"/>
+          <w:szCs w:val="18"/>
+        </w:rPr>
+        <w:t xml:space="preserve">: </w:t>
+      </w:r>
+      <w:proofErr w:type="gramStart"/>
+      <w:r>
+        <w:rPr>
+          <w:sz w:val="24"/>
+          <w:szCs w:val="18"/>
+        </w:rPr>
+        <w:t>",</w:t>
+      </w:r>
+      <w:proofErr w:type="spellStart"/>
+      <w:r>
+        <w:rPr>
+          <w:sz w:val="24"/>
+          <w:szCs w:val="18"/>
+        </w:rPr>
+        <w:t>df</w:t>
+      </w:r>
+      <w:proofErr w:type="gramEnd"/>
+      <w:r>
+        <w:rPr>
+          <w:sz w:val="24"/>
+          <w:szCs w:val="18"/>
+        </w:rPr>
+        <w:t>.shape</w:t>
+      </w:r>
+      <w:proofErr w:type="spellEnd"/>
+      <w:r>
+        <w:rPr>
+          <w:sz w:val="24"/>
+          <w:szCs w:val="18"/>
+        </w:rPr>
+        <w:t>)</w:t>
+      </w:r>
+    </w:p>
+    <w:p>
+      <w:pPr>
+        <w:spacing w:after="160"/>
+        <w:ind w:left="0"/>
+        <w:rPr>
+          <w:sz w:val="24"/>
+          <w:szCs w:val="18"/>
+        </w:rPr>
+      </w:pPr>
+    </w:p>
+    <w:p>
+      <w:pPr>
+        <w:spacing w:after="160"/>
+        <w:ind w:left="0"/>
+        <w:rPr>
+          <w:sz w:val="24"/>
+          <w:szCs w:val="18"/>
+        </w:rPr>
+      </w:pPr>
+      <w:proofErr w:type="spellStart"/>
+      <w:proofErr w:type="gramStart"/>
+      <w:r>
+        <w:rPr>
+          <w:sz w:val="24"/>
+          <w:szCs w:val="18"/>
+        </w:rPr>
+        <w:t>df.head</w:t>
+      </w:r>
+      <w:proofErr w:type="spellEnd"/>
+      <w:proofErr w:type="gramEnd"/>
+    </w:p>
+    <w:p>
+      <w:pPr>
+        <w:spacing w:after="160"/>
+        <w:ind w:left="0"/>
+        <w:rPr>
+          <w:sz w:val="24"/>
+          <w:szCs w:val="18"/>
+        </w:rPr>
+      </w:pPr>
+    </w:p>
+    <w:p>
+      <w:pPr>
+        <w:spacing w:after="160"/>
+        <w:ind w:left="0"/>
+        <w:rPr>
+          <w:sz w:val="24"/>
+          <w:szCs w:val="18"/>
+        </w:rPr>
+      </w:pPr>
+    </w:p>
+    <w:p>
+      <w:pPr>
+        <w:spacing w:after="160"/>
+        <w:ind w:left="0"/>
+        <w:rPr>
+          <w:sz w:val="24"/>
+          <w:szCs w:val="18"/>
+        </w:rPr>
+      </w:pPr>
+      <w:r>
+        <w:rPr>
+          <w:sz w:val="24"/>
+          <w:szCs w:val="18"/>
+        </w:rPr>
+        <w:t>---</w:t>
+      </w:r>
+    </w:p>
+    <w:p>
+      <w:pPr>
+        <w:spacing w:after="160"/>
+        <w:ind w:left="0"/>
+        <w:rPr>
+          <w:sz w:val="24"/>
+          <w:szCs w:val="18"/>
+        </w:rPr>
+      </w:pPr>
+      <w:r>
+        <w:rPr>
+          <w:sz w:val="24"/>
+          <w:szCs w:val="18"/>
+        </w:rPr>
+        <w:t xml:space="preserve">## </w:t>
+      </w:r>
+      <w:r>
+        <w:rPr>
+          <w:rFonts w:ascii="Segoe UI Emoji" w:hAnsi="Segoe UI Emoji" w:cs="Segoe UI Emoji"/>
+          <w:sz w:val="24"/>
+          <w:szCs w:val="18"/>
+        </w:rPr>
+        <w:t>🧹</w:t>
+      </w:r>
+      <w:r>
+        <w:rPr>
+          <w:sz w:val="24"/>
+          <w:szCs w:val="18"/>
+        </w:rPr>
+        <w:t xml:space="preserve"> FASE 3: Limpieza y Transformación (La Evolución de Nuestro ETL Robusto)</w:t>
+      </w:r>
+    </w:p>
+    <w:p>
+      <w:pPr>
+        <w:spacing w:after="160"/>
+        <w:ind w:left="0"/>
+        <w:rPr>
+          <w:sz w:val="24"/>
+          <w:szCs w:val="18"/>
+        </w:rPr>
+      </w:pPr>
+    </w:p>
+    <w:p>
+      <w:pPr>
+        <w:spacing w:after="160"/>
+        <w:ind w:left="0"/>
+        <w:rPr>
+          <w:sz w:val="24"/>
+          <w:szCs w:val="18"/>
+        </w:rPr>
+      </w:pPr>
+      <w:r>
+        <w:rPr>
+          <w:sz w:val="24"/>
+          <w:szCs w:val="18"/>
+        </w:rPr>
+        <w:t>Recordarás la importancia de la limpieza y saneamiento de datos del Notebook 06. Pandas no solo lo hace más fácil, sino que también nos da herramientas mucho más potentes para manejar los datos sucios del mundo real (valores faltantes, errores de formato, etc.).</w:t>
+      </w:r>
+    </w:p>
+    <w:p>
+      <w:pPr>
+        <w:spacing w:after="160"/>
+        <w:ind w:left="0"/>
+        <w:rPr>
+          <w:sz w:val="24"/>
+          <w:szCs w:val="18"/>
+        </w:rPr>
+      </w:pPr>
+    </w:p>
+    <w:p>
+      <w:pPr>
+        <w:spacing w:after="160"/>
+        <w:ind w:left="0"/>
+        <w:rPr>
+          <w:sz w:val="24"/>
+          <w:szCs w:val="18"/>
+        </w:rPr>
+      </w:pPr>
+      <w:r>
+        <w:rPr>
+          <w:sz w:val="24"/>
+          <w:szCs w:val="18"/>
+        </w:rPr>
+        <w:t xml:space="preserve">#Eliminar valores </w:t>
+      </w:r>
+      <w:proofErr w:type="gramStart"/>
+      <w:r>
+        <w:rPr>
+          <w:sz w:val="24"/>
+          <w:szCs w:val="18"/>
+        </w:rPr>
+        <w:t>nulos  de</w:t>
+      </w:r>
+      <w:proofErr w:type="gramEnd"/>
+      <w:r>
+        <w:rPr>
+          <w:sz w:val="24"/>
+          <w:szCs w:val="18"/>
+        </w:rPr>
+        <w:t xml:space="preserve"> DF</w:t>
+      </w:r>
+    </w:p>
+    <w:p>
+      <w:pPr>
+        <w:spacing w:after="160"/>
+        <w:ind w:left="0"/>
+        <w:rPr>
+          <w:sz w:val="24"/>
+          <w:szCs w:val="18"/>
+        </w:rPr>
+      </w:pPr>
+      <w:proofErr w:type="spellStart"/>
+      <w:proofErr w:type="gramStart"/>
+      <w:r>
+        <w:rPr>
+          <w:sz w:val="24"/>
+          <w:szCs w:val="18"/>
+        </w:rPr>
+        <w:t>df.dropna</w:t>
+      </w:r>
+      <w:proofErr w:type="spellEnd"/>
+      <w:proofErr w:type="gramEnd"/>
+      <w:r>
+        <w:rPr>
+          <w:sz w:val="24"/>
+          <w:szCs w:val="18"/>
+        </w:rPr>
+        <w:t>()</w:t>
+      </w:r>
+    </w:p>
+    <w:p>
+      <w:pPr>
+        <w:spacing w:after="160"/>
+        <w:ind w:left="0"/>
+        <w:rPr>
+          <w:sz w:val="24"/>
+          <w:szCs w:val="18"/>
+        </w:rPr>
+      </w:pPr>
+    </w:p>
+    <w:p>
+      <w:pPr>
+        <w:spacing w:after="160"/>
+        <w:ind w:left="0"/>
+        <w:rPr>
+          <w:sz w:val="24"/>
+          <w:szCs w:val="18"/>
+        </w:rPr>
+      </w:pPr>
+      <w:r>
+        <w:rPr>
+          <w:sz w:val="24"/>
+          <w:szCs w:val="18"/>
+        </w:rPr>
+        <w:t>#Permite remplazar valores nulos por un valor en especifico</w:t>
+      </w:r>
+    </w:p>
+    <w:p>
+      <w:pPr>
+        <w:spacing w:after="160"/>
+        <w:ind w:left="0"/>
+        <w:rPr>
+          <w:sz w:val="24"/>
+          <w:szCs w:val="18"/>
+        </w:rPr>
+      </w:pPr>
+      <w:proofErr w:type="spellStart"/>
+      <w:proofErr w:type="gramStart"/>
+      <w:r>
+        <w:rPr>
+          <w:sz w:val="24"/>
+          <w:szCs w:val="18"/>
+        </w:rPr>
+        <w:t>df.fillna</w:t>
+      </w:r>
+      <w:proofErr w:type="spellEnd"/>
+      <w:proofErr w:type="gramEnd"/>
+      <w:r>
+        <w:rPr>
+          <w:sz w:val="24"/>
+          <w:szCs w:val="18"/>
+        </w:rPr>
+        <w:t>("NO VALOR")</w:t>
+      </w:r>
+    </w:p>
+    <w:p>
+      <w:pPr>
+        <w:spacing w:after="160"/>
+        <w:ind w:left="0"/>
+        <w:rPr>
+          <w:sz w:val="24"/>
+          <w:szCs w:val="18"/>
+        </w:rPr>
+      </w:pPr>
+    </w:p>
+    <w:p>
+      <w:pPr>
+        <w:spacing w:after="160"/>
+        <w:ind w:left="0"/>
+        <w:rPr>
+          <w:sz w:val="24"/>
+          <w:szCs w:val="18"/>
+        </w:rPr>
+      </w:pPr>
+    </w:p>
+    <w:p>
+      <w:pPr>
+        <w:spacing w:after="160"/>
+        <w:ind w:left="0"/>
+        <w:rPr>
+          <w:sz w:val="24"/>
+          <w:szCs w:val="18"/>
+        </w:rPr>
+      </w:pPr>
+      <w:proofErr w:type="spellStart"/>
+      <w:proofErr w:type="gramStart"/>
+      <w:r>
+        <w:rPr>
+          <w:sz w:val="24"/>
+          <w:szCs w:val="18"/>
+        </w:rPr>
+        <w:t>df.head</w:t>
+      </w:r>
+      <w:proofErr w:type="spellEnd"/>
+      <w:proofErr w:type="gramEnd"/>
+      <w:r>
+        <w:rPr>
+          <w:sz w:val="24"/>
+          <w:szCs w:val="18"/>
+        </w:rPr>
+        <w:t>(3)</w:t>
+      </w:r>
+    </w:p>
+    <w:p>
+      <w:pPr>
+        <w:spacing w:after="160"/>
+        <w:ind w:left="0"/>
+        <w:rPr>
+          <w:sz w:val="24"/>
+          <w:szCs w:val="18"/>
+        </w:rPr>
+      </w:pPr>
+    </w:p>
+    <w:p>
+      <w:pPr>
+        <w:spacing w:after="160"/>
+        <w:ind w:left="0"/>
+        <w:rPr>
+          <w:sz w:val="24"/>
+          <w:szCs w:val="18"/>
+        </w:rPr>
+      </w:pPr>
+      <w:r>
+        <w:rPr>
+          <w:sz w:val="24"/>
+          <w:szCs w:val="18"/>
+        </w:rPr>
+        <w:t>#Remplaza valores nulos con el ultimo valor de la columna</w:t>
+      </w:r>
+    </w:p>
+    <w:p>
+      <w:pPr>
+        <w:spacing w:after="160"/>
+        <w:ind w:left="0"/>
+        <w:rPr>
+          <w:sz w:val="24"/>
+          <w:szCs w:val="18"/>
+        </w:rPr>
+      </w:pPr>
+      <w:proofErr w:type="spellStart"/>
+      <w:proofErr w:type="gramStart"/>
+      <w:r>
+        <w:rPr>
+          <w:sz w:val="24"/>
+          <w:szCs w:val="18"/>
+        </w:rPr>
+        <w:t>df.ffill</w:t>
+      </w:r>
+      <w:proofErr w:type="spellEnd"/>
+      <w:proofErr w:type="gramEnd"/>
+      <w:r>
+        <w:rPr>
+          <w:sz w:val="24"/>
+          <w:szCs w:val="18"/>
+        </w:rPr>
+        <w:t>(</w:t>
+      </w:r>
+      <w:proofErr w:type="spellStart"/>
+      <w:r>
+        <w:rPr>
+          <w:sz w:val="24"/>
+          <w:szCs w:val="18"/>
+        </w:rPr>
+        <w:t>inplace</w:t>
+      </w:r>
+      <w:proofErr w:type="spellEnd"/>
+      <w:r>
+        <w:rPr>
+          <w:sz w:val="24"/>
+          <w:szCs w:val="18"/>
+        </w:rPr>
+        <w:t>=True)</w:t>
+      </w:r>
+    </w:p>
+    <w:p>
+      <w:pPr>
+        <w:spacing w:after="160"/>
+        <w:ind w:left="0"/>
+        <w:rPr>
+          <w:sz w:val="24"/>
+          <w:szCs w:val="18"/>
+        </w:rPr>
+      </w:pPr>
+    </w:p>
+    <w:p>
+      <w:pPr>
+        <w:spacing w:after="160"/>
+        <w:ind w:left="0"/>
+        <w:rPr>
+          <w:sz w:val="24"/>
+          <w:szCs w:val="18"/>
+        </w:rPr>
+      </w:pPr>
+      <w:r>
+        <w:rPr>
+          <w:sz w:val="24"/>
+          <w:szCs w:val="18"/>
+        </w:rPr>
+        <w:t xml:space="preserve">#Elimina registros </w:t>
+      </w:r>
+      <w:proofErr w:type="spellStart"/>
+      <w:r>
+        <w:rPr>
+          <w:sz w:val="24"/>
+          <w:szCs w:val="18"/>
+        </w:rPr>
+        <w:t>duplivcados</w:t>
+      </w:r>
+      <w:proofErr w:type="spellEnd"/>
+      <w:r>
+        <w:rPr>
+          <w:sz w:val="24"/>
+          <w:szCs w:val="18"/>
+        </w:rPr>
+        <w:t xml:space="preserve"> (series duplicadas)</w:t>
+      </w:r>
+    </w:p>
+    <w:p>
+      <w:pPr>
+        <w:spacing w:after="160"/>
+        <w:ind w:left="0"/>
+        <w:rPr>
+          <w:sz w:val="24"/>
+          <w:szCs w:val="18"/>
+        </w:rPr>
+      </w:pPr>
+      <w:proofErr w:type="spellStart"/>
+      <w:proofErr w:type="gramStart"/>
+      <w:r>
+        <w:rPr>
+          <w:sz w:val="24"/>
+          <w:szCs w:val="18"/>
+        </w:rPr>
+        <w:t>df.drop</w:t>
+      </w:r>
+      <w:proofErr w:type="gramEnd"/>
+      <w:r>
+        <w:rPr>
+          <w:sz w:val="24"/>
+          <w:szCs w:val="18"/>
+        </w:rPr>
+        <w:t>_</w:t>
+      </w:r>
+      <w:proofErr w:type="gramStart"/>
+      <w:r>
+        <w:rPr>
+          <w:sz w:val="24"/>
+          <w:szCs w:val="18"/>
+        </w:rPr>
+        <w:t>duplicates</w:t>
+      </w:r>
+      <w:proofErr w:type="spellEnd"/>
+      <w:r>
+        <w:rPr>
+          <w:sz w:val="24"/>
+          <w:szCs w:val="18"/>
+        </w:rPr>
+        <w:t>(</w:t>
+      </w:r>
+      <w:proofErr w:type="spellStart"/>
+      <w:proofErr w:type="gramEnd"/>
+      <w:r>
+        <w:rPr>
+          <w:sz w:val="24"/>
+          <w:szCs w:val="18"/>
+        </w:rPr>
+        <w:t>inplace</w:t>
+      </w:r>
+      <w:proofErr w:type="spellEnd"/>
+      <w:r>
+        <w:rPr>
+          <w:sz w:val="24"/>
+          <w:szCs w:val="18"/>
+        </w:rPr>
+        <w:t xml:space="preserve"> = True)</w:t>
+      </w:r>
+    </w:p>
+    <w:p>
+      <w:pPr>
+        <w:spacing w:after="160"/>
+        <w:ind w:left="0"/>
+        <w:rPr>
+          <w:sz w:val="24"/>
+          <w:szCs w:val="18"/>
+        </w:rPr>
+      </w:pPr>
+    </w:p>
+    <w:p>
+      <w:pPr>
+        <w:spacing w:after="160"/>
+        <w:ind w:left="0"/>
+        <w:rPr>
+          <w:sz w:val="24"/>
+          <w:szCs w:val="18"/>
+        </w:rPr>
+      </w:pPr>
+      <w:r>
+        <w:rPr>
+          <w:sz w:val="24"/>
+          <w:szCs w:val="18"/>
+        </w:rPr>
+        <w:t>#Renombra columnas:</w:t>
+      </w:r>
+    </w:p>
+    <w:p>
+      <w:pPr>
+        <w:spacing w:after="160"/>
+        <w:ind w:left="0"/>
+        <w:rPr>
+          <w:sz w:val="24"/>
+          <w:szCs w:val="18"/>
+        </w:rPr>
+      </w:pPr>
+      <w:proofErr w:type="spellStart"/>
+      <w:r>
+        <w:rPr>
+          <w:sz w:val="24"/>
+          <w:szCs w:val="18"/>
+        </w:rPr>
+        <w:t>nombres_columnas</w:t>
+      </w:r>
+      <w:proofErr w:type="spellEnd"/>
+      <w:proofErr w:type="gramStart"/>
+      <w:r>
+        <w:rPr>
+          <w:sz w:val="24"/>
+          <w:szCs w:val="18"/>
+        </w:rPr>
+        <w:t>={</w:t>
+      </w:r>
+      <w:proofErr w:type="gramEnd"/>
+    </w:p>
+    <w:p>
+      <w:pPr>
+        <w:spacing w:after="160"/>
+        <w:ind w:left="0"/>
+        <w:rPr>
+          <w:sz w:val="24"/>
+          <w:szCs w:val="18"/>
+        </w:rPr>
+      </w:pPr>
+      <w:r>
+        <w:rPr>
+          <w:sz w:val="24"/>
+          <w:szCs w:val="18"/>
+        </w:rPr>
+        <w:t xml:space="preserve">    </w:t>
+      </w:r>
+      <w:proofErr w:type="gramStart"/>
+      <w:r>
+        <w:rPr>
+          <w:sz w:val="24"/>
+          <w:szCs w:val="18"/>
+        </w:rPr>
+        <w:t>0 :</w:t>
+      </w:r>
+      <w:proofErr w:type="gramEnd"/>
+      <w:r>
+        <w:rPr>
+          <w:sz w:val="24"/>
+          <w:szCs w:val="18"/>
+        </w:rPr>
+        <w:t xml:space="preserve"> "TIPO",</w:t>
+      </w:r>
+    </w:p>
+    <w:p>
+      <w:pPr>
+        <w:spacing w:after="160"/>
+        <w:ind w:left="0"/>
+        <w:rPr>
+          <w:sz w:val="24"/>
+          <w:szCs w:val="18"/>
+        </w:rPr>
+      </w:pPr>
+      <w:r>
+        <w:rPr>
+          <w:sz w:val="24"/>
+          <w:szCs w:val="18"/>
+        </w:rPr>
+        <w:t xml:space="preserve">    </w:t>
+      </w:r>
+      <w:proofErr w:type="gramStart"/>
+      <w:r>
+        <w:rPr>
+          <w:sz w:val="24"/>
+          <w:szCs w:val="18"/>
+        </w:rPr>
+        <w:t>1 :</w:t>
+      </w:r>
+      <w:proofErr w:type="gramEnd"/>
+      <w:r>
+        <w:rPr>
+          <w:sz w:val="24"/>
+          <w:szCs w:val="18"/>
+        </w:rPr>
+        <w:t xml:space="preserve"> "ENTIDAD",</w:t>
+      </w:r>
+    </w:p>
+    <w:p>
+      <w:pPr>
+        <w:spacing w:after="160"/>
+        <w:ind w:left="0"/>
+        <w:rPr>
+          <w:sz w:val="24"/>
+          <w:szCs w:val="18"/>
+        </w:rPr>
+      </w:pPr>
+      <w:r>
+        <w:rPr>
+          <w:sz w:val="24"/>
+          <w:szCs w:val="18"/>
+        </w:rPr>
+        <w:t xml:space="preserve">    </w:t>
+      </w:r>
+      <w:proofErr w:type="gramStart"/>
+      <w:r>
+        <w:rPr>
+          <w:sz w:val="24"/>
+          <w:szCs w:val="18"/>
+        </w:rPr>
+        <w:t>2 :</w:t>
+      </w:r>
+      <w:proofErr w:type="gramEnd"/>
+      <w:r>
+        <w:rPr>
+          <w:sz w:val="24"/>
+          <w:szCs w:val="18"/>
+        </w:rPr>
+        <w:t xml:space="preserve"> "COMPRA",</w:t>
+      </w:r>
+    </w:p>
+    <w:p>
+      <w:pPr>
+        <w:spacing w:after="160"/>
+        <w:ind w:left="0"/>
+        <w:rPr>
+          <w:sz w:val="24"/>
+          <w:szCs w:val="18"/>
+        </w:rPr>
+      </w:pPr>
+      <w:r>
+        <w:rPr>
+          <w:sz w:val="24"/>
+          <w:szCs w:val="18"/>
+        </w:rPr>
+        <w:t xml:space="preserve">    </w:t>
+      </w:r>
+      <w:proofErr w:type="gramStart"/>
+      <w:r>
+        <w:rPr>
+          <w:sz w:val="24"/>
+          <w:szCs w:val="18"/>
+        </w:rPr>
+        <w:t>3 :</w:t>
+      </w:r>
+      <w:proofErr w:type="gramEnd"/>
+      <w:r>
+        <w:rPr>
+          <w:sz w:val="24"/>
+          <w:szCs w:val="18"/>
+        </w:rPr>
+        <w:t xml:space="preserve"> "VENTA",</w:t>
+      </w:r>
+    </w:p>
+    <w:p>
+      <w:pPr>
+        <w:spacing w:after="160"/>
+        <w:ind w:left="0"/>
+        <w:rPr>
+          <w:sz w:val="24"/>
+          <w:szCs w:val="18"/>
+        </w:rPr>
+      </w:pPr>
+      <w:r>
+        <w:rPr>
+          <w:sz w:val="24"/>
+          <w:szCs w:val="18"/>
+        </w:rPr>
+        <w:t xml:space="preserve">    </w:t>
+      </w:r>
+      <w:proofErr w:type="gramStart"/>
+      <w:r>
+        <w:rPr>
+          <w:sz w:val="24"/>
+          <w:szCs w:val="18"/>
+        </w:rPr>
+        <w:t>4 :</w:t>
+      </w:r>
+      <w:proofErr w:type="gramEnd"/>
+      <w:r>
+        <w:rPr>
+          <w:sz w:val="24"/>
+          <w:szCs w:val="18"/>
+        </w:rPr>
+        <w:t xml:space="preserve"> "DIFERENCIAL",</w:t>
+      </w:r>
+    </w:p>
+    <w:p>
+      <w:pPr>
+        <w:spacing w:after="160"/>
+        <w:ind w:left="0"/>
+        <w:rPr>
+          <w:sz w:val="24"/>
+          <w:szCs w:val="18"/>
+        </w:rPr>
+      </w:pPr>
+      <w:r>
+        <w:rPr>
+          <w:sz w:val="24"/>
+          <w:szCs w:val="18"/>
+        </w:rPr>
+        <w:t xml:space="preserve">    </w:t>
+      </w:r>
+      <w:proofErr w:type="gramStart"/>
+      <w:r>
+        <w:rPr>
+          <w:sz w:val="24"/>
+          <w:szCs w:val="18"/>
+        </w:rPr>
+        <w:t>5 :</w:t>
+      </w:r>
+      <w:proofErr w:type="gramEnd"/>
+      <w:r>
+        <w:rPr>
+          <w:sz w:val="24"/>
+          <w:szCs w:val="18"/>
+        </w:rPr>
+        <w:t xml:space="preserve"> "FECHA"</w:t>
+      </w:r>
+    </w:p>
+    <w:p>
+      <w:pPr>
+        <w:spacing w:after="160"/>
+        <w:ind w:left="0"/>
+        <w:rPr>
+          <w:sz w:val="24"/>
+          <w:szCs w:val="18"/>
+        </w:rPr>
+      </w:pPr>
+    </w:p>
+    <w:p>
+      <w:pPr>
+        <w:spacing w:after="160"/>
+        <w:ind w:left="0"/>
+        <w:rPr>
+          <w:sz w:val="24"/>
+          <w:szCs w:val="18"/>
+        </w:rPr>
+      </w:pPr>
+      <w:r>
+        <w:rPr>
+          <w:sz w:val="24"/>
+          <w:szCs w:val="18"/>
+        </w:rPr>
+        <w:t>}</w:t>
+      </w:r>
+    </w:p>
+    <w:p>
+      <w:pPr>
+        <w:spacing w:after="160"/>
+        <w:ind w:left="0"/>
+        <w:rPr>
+          <w:sz w:val="24"/>
+          <w:szCs w:val="18"/>
+        </w:rPr>
+      </w:pPr>
+    </w:p>
+    <w:p>
+      <w:pPr>
+        <w:spacing w:after="160"/>
+        <w:ind w:left="0"/>
+        <w:rPr>
+          <w:sz w:val="24"/>
+          <w:szCs w:val="18"/>
+        </w:rPr>
+      </w:pPr>
+      <w:proofErr w:type="spellStart"/>
+      <w:proofErr w:type="gramStart"/>
+      <w:r>
+        <w:rPr>
+          <w:sz w:val="24"/>
+          <w:szCs w:val="18"/>
+        </w:rPr>
+        <w:t>df.rename</w:t>
+      </w:r>
+      <w:proofErr w:type="spellEnd"/>
+      <w:proofErr w:type="gramEnd"/>
+      <w:r>
+        <w:rPr>
+          <w:sz w:val="24"/>
+          <w:szCs w:val="18"/>
+        </w:rPr>
+        <w:t>(</w:t>
+      </w:r>
+      <w:proofErr w:type="spellStart"/>
+      <w:r>
+        <w:rPr>
+          <w:sz w:val="24"/>
+          <w:szCs w:val="18"/>
+        </w:rPr>
+        <w:t>columns</w:t>
+      </w:r>
+      <w:proofErr w:type="spellEnd"/>
+      <w:r>
+        <w:rPr>
+          <w:sz w:val="24"/>
+          <w:szCs w:val="18"/>
+        </w:rPr>
+        <w:t xml:space="preserve"> = </w:t>
+      </w:r>
+      <w:proofErr w:type="spellStart"/>
+      <w:r>
+        <w:rPr>
+          <w:sz w:val="24"/>
+          <w:szCs w:val="18"/>
+        </w:rPr>
+        <w:t>nombres_</w:t>
+      </w:r>
+      <w:proofErr w:type="gramStart"/>
+      <w:r>
+        <w:rPr>
+          <w:sz w:val="24"/>
+          <w:szCs w:val="18"/>
+        </w:rPr>
+        <w:t>columnas</w:t>
+      </w:r>
+      <w:proofErr w:type="spellEnd"/>
+      <w:r>
+        <w:rPr>
+          <w:sz w:val="24"/>
+          <w:szCs w:val="18"/>
+        </w:rPr>
+        <w:t xml:space="preserve"> ,</w:t>
+      </w:r>
+      <w:proofErr w:type="gramEnd"/>
+      <w:r>
+        <w:rPr>
+          <w:sz w:val="24"/>
+          <w:szCs w:val="18"/>
+        </w:rPr>
+        <w:t xml:space="preserve"> </w:t>
+      </w:r>
+      <w:proofErr w:type="spellStart"/>
+      <w:r>
+        <w:rPr>
+          <w:sz w:val="24"/>
+          <w:szCs w:val="18"/>
+        </w:rPr>
+        <w:t>inplace</w:t>
+      </w:r>
+      <w:proofErr w:type="spellEnd"/>
+      <w:r>
+        <w:rPr>
+          <w:sz w:val="24"/>
+          <w:szCs w:val="18"/>
+        </w:rPr>
+        <w:t>=True)</w:t>
+      </w:r>
+    </w:p>
+    <w:p>
+      <w:pPr>
+        <w:spacing w:after="160"/>
+        <w:ind w:left="0"/>
+        <w:rPr>
+          <w:sz w:val="24"/>
+          <w:szCs w:val="18"/>
+        </w:rPr>
+      </w:pPr>
+    </w:p>
+    <w:p>
+      <w:pPr>
+        <w:spacing w:after="160"/>
+        <w:ind w:left="0"/>
+        <w:rPr>
+          <w:sz w:val="24"/>
+          <w:szCs w:val="18"/>
+        </w:rPr>
+      </w:pPr>
+    </w:p>
+    <w:p>
+      <w:pPr>
+        <w:spacing w:after="160"/>
+        <w:ind w:left="0"/>
+        <w:rPr>
+          <w:sz w:val="24"/>
+          <w:szCs w:val="18"/>
+        </w:rPr>
+      </w:pPr>
+    </w:p>
+    <w:p>
+      <w:pPr>
+        <w:spacing w:after="160"/>
+        <w:ind w:left="0"/>
+        <w:rPr>
+          <w:sz w:val="24"/>
+          <w:szCs w:val="18"/>
+        </w:rPr>
+      </w:pPr>
+    </w:p>
+    <w:p>
+      <w:pPr>
+        <w:spacing w:after="160"/>
+        <w:ind w:left="0"/>
+        <w:rPr>
+          <w:sz w:val="24"/>
+          <w:szCs w:val="18"/>
+        </w:rPr>
+      </w:pPr>
+      <w:proofErr w:type="spellStart"/>
+      <w:r>
+        <w:rPr>
+          <w:sz w:val="24"/>
+          <w:szCs w:val="18"/>
+        </w:rPr>
+        <w:t>df</w:t>
+      </w:r>
+      <w:proofErr w:type="spellEnd"/>
+    </w:p>
+    <w:p>
+      <w:pPr>
+        <w:spacing w:after="160"/>
+        <w:ind w:left="0"/>
+        <w:rPr>
+          <w:sz w:val="24"/>
+          <w:szCs w:val="18"/>
+        </w:rPr>
+      </w:pPr>
+    </w:p>
+    <w:p>
+      <w:pPr>
+        <w:spacing w:after="160"/>
+        <w:ind w:left="0"/>
+        <w:rPr>
+          <w:sz w:val="24"/>
+          <w:szCs w:val="18"/>
+        </w:rPr>
+      </w:pPr>
+      <w:r>
+        <w:rPr>
+          <w:sz w:val="24"/>
+          <w:szCs w:val="18"/>
+        </w:rPr>
+        <w:t>---</w:t>
+      </w:r>
+    </w:p>
+    <w:p>
+      <w:pPr>
+        <w:spacing w:after="160"/>
+        <w:ind w:left="0"/>
+        <w:rPr>
+          <w:sz w:val="24"/>
+          <w:szCs w:val="18"/>
+        </w:rPr>
+      </w:pPr>
+      <w:r>
+        <w:rPr>
+          <w:sz w:val="24"/>
+          <w:szCs w:val="18"/>
+        </w:rPr>
+        <w:t xml:space="preserve">## </w:t>
+      </w:r>
+      <w:r>
+        <w:rPr>
+          <w:rFonts w:ascii="Segoe UI Emoji" w:hAnsi="Segoe UI Emoji" w:cs="Segoe UI Emoji"/>
+          <w:sz w:val="24"/>
+          <w:szCs w:val="18"/>
+        </w:rPr>
+        <w:t>🔍</w:t>
+      </w:r>
+      <w:r>
+        <w:rPr>
+          <w:sz w:val="24"/>
+          <w:szCs w:val="18"/>
+        </w:rPr>
+        <w:t xml:space="preserve"> FASE 2: Seleccionando y Filtrando Datos (El Arte de Preguntar a tus Datos)</w:t>
+      </w:r>
+    </w:p>
+    <w:p>
+      <w:pPr>
+        <w:spacing w:after="160"/>
+        <w:ind w:left="0"/>
+        <w:rPr>
+          <w:sz w:val="24"/>
+          <w:szCs w:val="18"/>
+        </w:rPr>
+      </w:pPr>
+    </w:p>
+    <w:p>
+      <w:pPr>
+        <w:spacing w:after="160"/>
+        <w:ind w:left="0"/>
+        <w:rPr>
+          <w:sz w:val="24"/>
+          <w:szCs w:val="18"/>
+        </w:rPr>
+      </w:pPr>
+      <w:r>
+        <w:rPr>
+          <w:sz w:val="24"/>
+          <w:szCs w:val="18"/>
+        </w:rPr>
+        <w:t xml:space="preserve">Ahora que tenemos nuestros datos en un </w:t>
+      </w:r>
+      <w:proofErr w:type="spellStart"/>
+      <w:r>
+        <w:rPr>
+          <w:sz w:val="24"/>
+          <w:szCs w:val="18"/>
+        </w:rPr>
+        <w:t>DataFrame</w:t>
+      </w:r>
+      <w:proofErr w:type="spellEnd"/>
+      <w:r>
+        <w:rPr>
+          <w:sz w:val="24"/>
+          <w:szCs w:val="18"/>
+        </w:rPr>
+        <w:t>, necesitamos aprender a seleccionar columnas específicas o a filtrar filas que cumplan ciertas condiciones. Esto es como hacer preguntas a tu tabla de datos.</w:t>
+      </w:r>
+    </w:p>
+    <w:p>
+      <w:pPr>
+        <w:spacing w:after="160"/>
+        <w:ind w:left="0"/>
+        <w:rPr>
+          <w:sz w:val="24"/>
+          <w:szCs w:val="18"/>
+        </w:rPr>
+      </w:pPr>
+    </w:p>
+    <w:p>
+      <w:pPr>
+        <w:spacing w:after="160"/>
+        <w:ind w:left="0"/>
+        <w:rPr>
+          <w:sz w:val="24"/>
+          <w:szCs w:val="18"/>
+        </w:rPr>
+      </w:pPr>
+      <w:r>
+        <w:rPr>
+          <w:sz w:val="24"/>
+          <w:szCs w:val="18"/>
+        </w:rPr>
+        <w:t>#Exportar columna a listas</w:t>
+      </w:r>
+    </w:p>
+    <w:p>
+      <w:pPr>
+        <w:spacing w:after="160"/>
+        <w:ind w:left="0"/>
+        <w:rPr>
+          <w:sz w:val="24"/>
+          <w:szCs w:val="18"/>
+        </w:rPr>
+      </w:pPr>
+      <w:proofErr w:type="spellStart"/>
+      <w:r>
+        <w:rPr>
+          <w:sz w:val="24"/>
+          <w:szCs w:val="18"/>
+        </w:rPr>
+        <w:lastRenderedPageBreak/>
+        <w:t>entidades_financieras</w:t>
+      </w:r>
+      <w:proofErr w:type="spellEnd"/>
+      <w:r>
+        <w:rPr>
+          <w:sz w:val="24"/>
+          <w:szCs w:val="18"/>
+        </w:rPr>
+        <w:t xml:space="preserve"> = </w:t>
+      </w:r>
+      <w:proofErr w:type="spellStart"/>
+      <w:r>
+        <w:rPr>
+          <w:sz w:val="24"/>
+          <w:szCs w:val="18"/>
+        </w:rPr>
+        <w:t>df</w:t>
+      </w:r>
+      <w:proofErr w:type="spellEnd"/>
+      <w:r>
+        <w:rPr>
+          <w:sz w:val="24"/>
+          <w:szCs w:val="18"/>
+        </w:rPr>
+        <w:t>["ENTIDAD"].</w:t>
+      </w:r>
+      <w:proofErr w:type="spellStart"/>
+      <w:r>
+        <w:rPr>
+          <w:sz w:val="24"/>
+          <w:szCs w:val="18"/>
+        </w:rPr>
+        <w:t>to_</w:t>
+      </w:r>
+      <w:proofErr w:type="gramStart"/>
+      <w:r>
+        <w:rPr>
+          <w:sz w:val="24"/>
+          <w:szCs w:val="18"/>
+        </w:rPr>
+        <w:t>list</w:t>
+      </w:r>
+      <w:proofErr w:type="spellEnd"/>
+      <w:r>
+        <w:rPr>
+          <w:sz w:val="24"/>
+          <w:szCs w:val="18"/>
+        </w:rPr>
+        <w:t>(</w:t>
+      </w:r>
+      <w:proofErr w:type="gramEnd"/>
+      <w:r>
+        <w:rPr>
+          <w:sz w:val="24"/>
+          <w:szCs w:val="18"/>
+        </w:rPr>
+        <w:t>)</w:t>
+      </w:r>
+    </w:p>
+    <w:p>
+      <w:pPr>
+        <w:spacing w:after="160"/>
+        <w:ind w:left="0"/>
+        <w:rPr>
+          <w:sz w:val="24"/>
+          <w:szCs w:val="18"/>
+        </w:rPr>
+      </w:pPr>
+      <w:proofErr w:type="spellStart"/>
+      <w:r>
+        <w:rPr>
+          <w:sz w:val="24"/>
+          <w:szCs w:val="18"/>
+        </w:rPr>
+        <w:t>print</w:t>
+      </w:r>
+      <w:proofErr w:type="spellEnd"/>
+      <w:r>
+        <w:rPr>
+          <w:sz w:val="24"/>
+          <w:szCs w:val="18"/>
+        </w:rPr>
+        <w:t>(</w:t>
+      </w:r>
+      <w:proofErr w:type="spellStart"/>
+      <w:r>
+        <w:rPr>
+          <w:sz w:val="24"/>
+          <w:szCs w:val="18"/>
+        </w:rPr>
+        <w:t>entidades_financieras</w:t>
+      </w:r>
+      <w:proofErr w:type="spellEnd"/>
+      <w:r>
+        <w:rPr>
+          <w:sz w:val="24"/>
+          <w:szCs w:val="18"/>
+        </w:rPr>
+        <w:t>)</w:t>
+      </w:r>
+    </w:p>
+    <w:p>
+      <w:pPr>
+        <w:spacing w:after="160"/>
+        <w:ind w:left="0"/>
+        <w:rPr>
+          <w:sz w:val="24"/>
+          <w:szCs w:val="18"/>
+        </w:rPr>
+      </w:pPr>
+    </w:p>
+    <w:p>
+      <w:pPr>
+        <w:spacing w:after="160"/>
+        <w:ind w:left="0"/>
+        <w:rPr>
+          <w:sz w:val="24"/>
+          <w:szCs w:val="18"/>
+        </w:rPr>
+      </w:pPr>
+      <w:r>
+        <w:rPr>
+          <w:sz w:val="24"/>
+          <w:szCs w:val="18"/>
+        </w:rPr>
+        <w:t>#Seleccion de columnas (series)</w:t>
+      </w:r>
+    </w:p>
+    <w:p>
+      <w:pPr>
+        <w:spacing w:after="160"/>
+        <w:ind w:left="0"/>
+        <w:rPr>
+          <w:sz w:val="24"/>
+          <w:szCs w:val="18"/>
+        </w:rPr>
+      </w:pPr>
+      <w:proofErr w:type="spellStart"/>
+      <w:r>
+        <w:rPr>
+          <w:sz w:val="24"/>
+          <w:szCs w:val="18"/>
+        </w:rPr>
+        <w:t>seleccion</w:t>
+      </w:r>
+      <w:proofErr w:type="spellEnd"/>
+      <w:r>
+        <w:rPr>
+          <w:sz w:val="24"/>
+          <w:szCs w:val="18"/>
+        </w:rPr>
+        <w:t xml:space="preserve"> = ['ENTIDAD','COMPRA','VENTA']</w:t>
+      </w:r>
+    </w:p>
+    <w:p>
+      <w:pPr>
+        <w:spacing w:after="160"/>
+        <w:ind w:left="0"/>
+        <w:rPr>
+          <w:sz w:val="24"/>
+          <w:szCs w:val="18"/>
+        </w:rPr>
+      </w:pPr>
+      <w:proofErr w:type="spellStart"/>
+      <w:r>
+        <w:rPr>
+          <w:sz w:val="24"/>
+          <w:szCs w:val="18"/>
+        </w:rPr>
+        <w:t>df</w:t>
+      </w:r>
+      <w:proofErr w:type="spellEnd"/>
+      <w:r>
+        <w:rPr>
+          <w:sz w:val="24"/>
+          <w:szCs w:val="18"/>
+        </w:rPr>
+        <w:t>[</w:t>
+      </w:r>
+      <w:proofErr w:type="spellStart"/>
+      <w:r>
+        <w:rPr>
+          <w:sz w:val="24"/>
+          <w:szCs w:val="18"/>
+        </w:rPr>
+        <w:t>seleccion</w:t>
+      </w:r>
+      <w:proofErr w:type="spellEnd"/>
+      <w:r>
+        <w:rPr>
+          <w:sz w:val="24"/>
+          <w:szCs w:val="18"/>
+        </w:rPr>
+        <w:t>]</w:t>
+      </w:r>
+    </w:p>
+    <w:p>
+      <w:pPr>
+        <w:spacing w:after="160"/>
+        <w:ind w:left="0"/>
+        <w:rPr>
+          <w:sz w:val="24"/>
+          <w:szCs w:val="18"/>
+        </w:rPr>
+      </w:pPr>
+    </w:p>
+    <w:p>
+      <w:pPr>
+        <w:spacing w:after="160"/>
+        <w:ind w:left="0"/>
+        <w:rPr>
+          <w:sz w:val="24"/>
+          <w:szCs w:val="18"/>
+        </w:rPr>
+      </w:pPr>
+    </w:p>
+    <w:p>
+      <w:pPr>
+        <w:spacing w:after="160"/>
+        <w:ind w:left="0"/>
+        <w:rPr>
+          <w:sz w:val="24"/>
+          <w:szCs w:val="18"/>
+        </w:rPr>
+      </w:pPr>
+      <w:r>
+        <w:rPr>
+          <w:sz w:val="24"/>
+          <w:szCs w:val="18"/>
+        </w:rPr>
+        <w:t xml:space="preserve">#SEleccion con </w:t>
+      </w:r>
+      <w:proofErr w:type="spellStart"/>
+      <w:r>
+        <w:rPr>
+          <w:sz w:val="24"/>
+          <w:szCs w:val="18"/>
+        </w:rPr>
+        <w:t>indices</w:t>
+      </w:r>
+      <w:proofErr w:type="spellEnd"/>
+      <w:r>
+        <w:rPr>
+          <w:sz w:val="24"/>
+          <w:szCs w:val="18"/>
+        </w:rPr>
+        <w:t xml:space="preserve"> de series</w:t>
+      </w:r>
+    </w:p>
+    <w:p>
+      <w:pPr>
+        <w:spacing w:after="160"/>
+        <w:ind w:left="0"/>
+        <w:rPr>
+          <w:sz w:val="24"/>
+          <w:szCs w:val="18"/>
+        </w:rPr>
+      </w:pPr>
+      <w:proofErr w:type="spellStart"/>
+      <w:proofErr w:type="gramStart"/>
+      <w:r>
+        <w:rPr>
+          <w:sz w:val="24"/>
+          <w:szCs w:val="18"/>
+        </w:rPr>
+        <w:t>df.iloc</w:t>
+      </w:r>
+      <w:proofErr w:type="spellEnd"/>
+      <w:proofErr w:type="gramEnd"/>
+      <w:r>
+        <w:rPr>
+          <w:sz w:val="24"/>
+          <w:szCs w:val="18"/>
+        </w:rPr>
+        <w:t>[:6]</w:t>
+      </w:r>
+    </w:p>
+    <w:p>
+      <w:pPr>
+        <w:spacing w:after="160"/>
+        <w:ind w:left="0"/>
+        <w:rPr>
+          <w:sz w:val="24"/>
+          <w:szCs w:val="18"/>
+        </w:rPr>
+      </w:pPr>
+    </w:p>
+    <w:p>
+      <w:pPr>
+        <w:spacing w:after="160"/>
+        <w:ind w:left="0"/>
+        <w:rPr>
+          <w:sz w:val="24"/>
+          <w:szCs w:val="18"/>
+        </w:rPr>
+      </w:pPr>
+      <w:r>
+        <w:rPr>
+          <w:sz w:val="24"/>
+          <w:szCs w:val="18"/>
+        </w:rPr>
+        <w:t xml:space="preserve">#seleccion por </w:t>
+      </w:r>
+      <w:proofErr w:type="spellStart"/>
+      <w:r>
+        <w:rPr>
+          <w:sz w:val="24"/>
+          <w:szCs w:val="18"/>
+        </w:rPr>
+        <w:t>indices</w:t>
+      </w:r>
+      <w:proofErr w:type="spellEnd"/>
+      <w:r>
+        <w:rPr>
+          <w:sz w:val="24"/>
+          <w:szCs w:val="18"/>
+        </w:rPr>
+        <w:t xml:space="preserve"> y columnas</w:t>
+      </w:r>
+    </w:p>
+    <w:p>
+      <w:pPr>
+        <w:spacing w:after="160"/>
+        <w:ind w:left="0"/>
+        <w:rPr>
+          <w:sz w:val="24"/>
+          <w:szCs w:val="18"/>
+        </w:rPr>
+      </w:pPr>
+      <w:proofErr w:type="spellStart"/>
+      <w:proofErr w:type="gramStart"/>
+      <w:r>
+        <w:rPr>
+          <w:sz w:val="24"/>
+          <w:szCs w:val="18"/>
+        </w:rPr>
+        <w:t>df.iloc</w:t>
+      </w:r>
+      <w:proofErr w:type="spellEnd"/>
+      <w:r>
+        <w:rPr>
+          <w:sz w:val="24"/>
+          <w:szCs w:val="18"/>
+        </w:rPr>
+        <w:t>[:6,:</w:t>
+      </w:r>
+      <w:proofErr w:type="gramEnd"/>
+      <w:r>
+        <w:rPr>
+          <w:sz w:val="24"/>
+          <w:szCs w:val="18"/>
+        </w:rPr>
+        <w:t>13]</w:t>
+      </w:r>
+    </w:p>
+    <w:p>
+      <w:pPr>
+        <w:spacing w:after="160"/>
+        <w:ind w:left="0"/>
+        <w:rPr>
+          <w:sz w:val="24"/>
+          <w:szCs w:val="18"/>
+        </w:rPr>
+      </w:pPr>
+    </w:p>
+    <w:p>
+      <w:pPr>
+        <w:spacing w:after="160"/>
+        <w:ind w:left="0"/>
+        <w:rPr>
+          <w:sz w:val="24"/>
+          <w:szCs w:val="18"/>
+        </w:rPr>
+      </w:pPr>
+      <w:r>
+        <w:rPr>
+          <w:sz w:val="24"/>
+          <w:szCs w:val="18"/>
+        </w:rPr>
+        <w:t>#Trabajar con tipado de datos</w:t>
+      </w:r>
+    </w:p>
+    <w:p>
+      <w:pPr>
+        <w:spacing w:after="160"/>
+        <w:ind w:left="0"/>
+        <w:rPr>
+          <w:sz w:val="24"/>
+          <w:szCs w:val="18"/>
+        </w:rPr>
+      </w:pPr>
+      <w:proofErr w:type="spellStart"/>
+      <w:proofErr w:type="gramStart"/>
+      <w:r>
+        <w:rPr>
+          <w:sz w:val="24"/>
+          <w:szCs w:val="18"/>
+        </w:rPr>
+        <w:t>print</w:t>
+      </w:r>
+      <w:proofErr w:type="spellEnd"/>
+      <w:r>
+        <w:rPr>
+          <w:sz w:val="24"/>
+          <w:szCs w:val="18"/>
+        </w:rPr>
+        <w:t>(</w:t>
+      </w:r>
+      <w:proofErr w:type="gramEnd"/>
+      <w:r>
+        <w:rPr>
+          <w:sz w:val="24"/>
+          <w:szCs w:val="18"/>
+        </w:rPr>
+        <w:t>"------ ANTES ------")</w:t>
+      </w:r>
+    </w:p>
+    <w:p>
+      <w:pPr>
+        <w:spacing w:after="160"/>
+        <w:ind w:left="0"/>
+        <w:rPr>
+          <w:sz w:val="24"/>
+          <w:szCs w:val="18"/>
+        </w:rPr>
+      </w:pPr>
+      <w:proofErr w:type="gramStart"/>
+      <w:r>
+        <w:rPr>
+          <w:sz w:val="24"/>
+          <w:szCs w:val="18"/>
+        </w:rPr>
+        <w:t>df.info(</w:t>
+      </w:r>
+      <w:proofErr w:type="gramEnd"/>
+      <w:r>
+        <w:rPr>
+          <w:sz w:val="24"/>
+          <w:szCs w:val="18"/>
+        </w:rPr>
+        <w:t>)</w:t>
+      </w:r>
+    </w:p>
+    <w:p>
+      <w:pPr>
+        <w:spacing w:after="160"/>
+        <w:ind w:left="0"/>
+        <w:rPr>
+          <w:sz w:val="24"/>
+          <w:szCs w:val="18"/>
+        </w:rPr>
+      </w:pPr>
+    </w:p>
+    <w:p>
+      <w:pPr>
+        <w:spacing w:after="160"/>
+        <w:ind w:left="0"/>
+        <w:rPr>
+          <w:sz w:val="24"/>
+          <w:szCs w:val="18"/>
+        </w:rPr>
+      </w:pPr>
+    </w:p>
+    <w:p>
+      <w:pPr>
+        <w:spacing w:after="160"/>
+        <w:ind w:left="0"/>
+        <w:rPr>
+          <w:sz w:val="24"/>
+          <w:szCs w:val="18"/>
+        </w:rPr>
+      </w:pPr>
+      <w:proofErr w:type="spellStart"/>
+      <w:r>
+        <w:rPr>
+          <w:sz w:val="24"/>
+          <w:szCs w:val="18"/>
+        </w:rPr>
+        <w:t>columnas_numericas</w:t>
+      </w:r>
+      <w:proofErr w:type="spellEnd"/>
+      <w:r>
+        <w:rPr>
+          <w:sz w:val="24"/>
+          <w:szCs w:val="18"/>
+        </w:rPr>
+        <w:t xml:space="preserve"> = ["COMPRA", "VENTA", "DIFERENCIAL"]</w:t>
+      </w:r>
+    </w:p>
+    <w:p>
+      <w:pPr>
+        <w:spacing w:after="160"/>
+        <w:ind w:left="0"/>
+        <w:rPr>
+          <w:sz w:val="24"/>
+          <w:szCs w:val="18"/>
+        </w:rPr>
+      </w:pPr>
+      <w:proofErr w:type="spellStart"/>
+      <w:r>
+        <w:rPr>
+          <w:sz w:val="24"/>
+          <w:szCs w:val="18"/>
+        </w:rPr>
+        <w:t>df</w:t>
+      </w:r>
+      <w:proofErr w:type="spellEnd"/>
+      <w:r>
+        <w:rPr>
+          <w:sz w:val="24"/>
+          <w:szCs w:val="18"/>
+        </w:rPr>
+        <w:t>[</w:t>
+      </w:r>
+      <w:proofErr w:type="spellStart"/>
+      <w:r>
+        <w:rPr>
+          <w:sz w:val="24"/>
+          <w:szCs w:val="18"/>
+        </w:rPr>
+        <w:t>columnas_numericas</w:t>
+      </w:r>
+      <w:proofErr w:type="spellEnd"/>
+      <w:r>
+        <w:rPr>
+          <w:sz w:val="24"/>
+          <w:szCs w:val="18"/>
+        </w:rPr>
+        <w:t xml:space="preserve">] = </w:t>
+      </w:r>
+      <w:proofErr w:type="spellStart"/>
+      <w:r>
+        <w:rPr>
+          <w:sz w:val="24"/>
+          <w:szCs w:val="18"/>
+        </w:rPr>
+        <w:t>df</w:t>
+      </w:r>
+      <w:proofErr w:type="spellEnd"/>
+      <w:r>
+        <w:rPr>
+          <w:sz w:val="24"/>
+          <w:szCs w:val="18"/>
+        </w:rPr>
+        <w:t>[</w:t>
+      </w:r>
+      <w:proofErr w:type="spellStart"/>
+      <w:r>
+        <w:rPr>
+          <w:sz w:val="24"/>
+          <w:szCs w:val="18"/>
+        </w:rPr>
+        <w:t>columnas_numericas</w:t>
+      </w:r>
+      <w:proofErr w:type="spellEnd"/>
+      <w:proofErr w:type="gramStart"/>
+      <w:r>
+        <w:rPr>
+          <w:sz w:val="24"/>
+          <w:szCs w:val="18"/>
+        </w:rPr>
+        <w:t>].</w:t>
+      </w:r>
+      <w:proofErr w:type="spellStart"/>
+      <w:r>
+        <w:rPr>
+          <w:sz w:val="24"/>
+          <w:szCs w:val="18"/>
+        </w:rPr>
+        <w:t>apply</w:t>
+      </w:r>
+      <w:proofErr w:type="spellEnd"/>
+      <w:proofErr w:type="gramEnd"/>
+      <w:r>
+        <w:rPr>
+          <w:sz w:val="24"/>
+          <w:szCs w:val="18"/>
+        </w:rPr>
+        <w:t>(</w:t>
+      </w:r>
+      <w:proofErr w:type="spellStart"/>
+      <w:r>
+        <w:rPr>
+          <w:sz w:val="24"/>
+          <w:szCs w:val="18"/>
+        </w:rPr>
+        <w:t>pd.to_numeric</w:t>
+      </w:r>
+      <w:proofErr w:type="spellEnd"/>
+      <w:r>
+        <w:rPr>
+          <w:sz w:val="24"/>
+          <w:szCs w:val="18"/>
+        </w:rPr>
+        <w:t xml:space="preserve">, </w:t>
+      </w:r>
+      <w:proofErr w:type="spellStart"/>
+      <w:r>
+        <w:rPr>
+          <w:sz w:val="24"/>
+          <w:szCs w:val="18"/>
+        </w:rPr>
+        <w:t>errors</w:t>
+      </w:r>
+      <w:proofErr w:type="spellEnd"/>
+      <w:r>
+        <w:rPr>
+          <w:sz w:val="24"/>
+          <w:szCs w:val="18"/>
+        </w:rPr>
+        <w:t xml:space="preserve"> = 'coerce')</w:t>
+      </w:r>
+    </w:p>
+    <w:p>
+      <w:pPr>
+        <w:spacing w:after="160"/>
+        <w:ind w:left="0"/>
+        <w:rPr>
+          <w:sz w:val="24"/>
+          <w:szCs w:val="18"/>
+        </w:rPr>
+      </w:pPr>
+      <w:proofErr w:type="spellStart"/>
+      <w:proofErr w:type="gramStart"/>
+      <w:r>
+        <w:rPr>
+          <w:sz w:val="24"/>
+          <w:szCs w:val="18"/>
+        </w:rPr>
+        <w:t>print</w:t>
+      </w:r>
+      <w:proofErr w:type="spellEnd"/>
+      <w:r>
+        <w:rPr>
+          <w:sz w:val="24"/>
+          <w:szCs w:val="18"/>
+        </w:rPr>
+        <w:t>(</w:t>
+      </w:r>
+      <w:proofErr w:type="gramEnd"/>
+      <w:r>
+        <w:rPr>
+          <w:sz w:val="24"/>
+          <w:szCs w:val="18"/>
+        </w:rPr>
+        <w:t>"------ DESPUES ------")</w:t>
+      </w:r>
+    </w:p>
+    <w:p>
+      <w:pPr>
+        <w:spacing w:after="160"/>
+        <w:ind w:left="0"/>
+        <w:rPr>
+          <w:sz w:val="24"/>
+          <w:szCs w:val="18"/>
+        </w:rPr>
+      </w:pPr>
+      <w:proofErr w:type="gramStart"/>
+      <w:r>
+        <w:rPr>
+          <w:sz w:val="24"/>
+          <w:szCs w:val="18"/>
+        </w:rPr>
+        <w:t>df.info(</w:t>
+      </w:r>
+      <w:proofErr w:type="gramEnd"/>
+      <w:r>
+        <w:rPr>
+          <w:sz w:val="24"/>
+          <w:szCs w:val="18"/>
+        </w:rPr>
+        <w:t>)</w:t>
+      </w:r>
+    </w:p>
+    <w:p>
+      <w:pPr>
+        <w:spacing w:after="160"/>
+        <w:ind w:left="0"/>
+        <w:rPr>
+          <w:sz w:val="24"/>
+          <w:szCs w:val="18"/>
+        </w:rPr>
+      </w:pPr>
+      <w:proofErr w:type="spellStart"/>
+      <w:proofErr w:type="gramStart"/>
+      <w:r>
+        <w:rPr>
+          <w:sz w:val="24"/>
+          <w:szCs w:val="18"/>
+        </w:rPr>
+        <w:t>print</w:t>
+      </w:r>
+      <w:proofErr w:type="spellEnd"/>
+      <w:r>
+        <w:rPr>
+          <w:sz w:val="24"/>
+          <w:szCs w:val="18"/>
+        </w:rPr>
+        <w:t>(</w:t>
+      </w:r>
+      <w:proofErr w:type="gramEnd"/>
+      <w:r>
+        <w:rPr>
+          <w:sz w:val="24"/>
+          <w:szCs w:val="18"/>
+        </w:rPr>
+        <w:t>"\n------ ANTES ------")</w:t>
+      </w:r>
+    </w:p>
+    <w:p>
+      <w:pPr>
+        <w:spacing w:after="160"/>
+        <w:ind w:left="0"/>
+        <w:rPr>
+          <w:sz w:val="24"/>
+          <w:szCs w:val="18"/>
+        </w:rPr>
+      </w:pPr>
+      <w:r>
+        <w:rPr>
+          <w:sz w:val="24"/>
+          <w:szCs w:val="18"/>
+        </w:rPr>
+        <w:t>#COLUMNA FECHA</w:t>
+      </w:r>
+    </w:p>
+    <w:p>
+      <w:pPr>
+        <w:spacing w:after="160"/>
+        <w:ind w:left="0"/>
+        <w:rPr>
+          <w:sz w:val="24"/>
+          <w:szCs w:val="18"/>
+        </w:rPr>
+      </w:pPr>
+      <w:proofErr w:type="spellStart"/>
+      <w:r>
+        <w:rPr>
+          <w:sz w:val="24"/>
+          <w:szCs w:val="18"/>
+        </w:rPr>
+        <w:t>df</w:t>
+      </w:r>
+      <w:proofErr w:type="spellEnd"/>
+      <w:r>
+        <w:rPr>
+          <w:sz w:val="24"/>
+          <w:szCs w:val="18"/>
+        </w:rPr>
+        <w:t xml:space="preserve">["FECHA"] = </w:t>
+      </w:r>
+      <w:proofErr w:type="spellStart"/>
+      <w:r>
+        <w:rPr>
+          <w:sz w:val="24"/>
+          <w:szCs w:val="18"/>
+        </w:rPr>
+        <w:t>df</w:t>
+      </w:r>
+      <w:proofErr w:type="spellEnd"/>
+      <w:r>
+        <w:rPr>
+          <w:sz w:val="24"/>
+          <w:szCs w:val="18"/>
+        </w:rPr>
+        <w:t>["FECHA"</w:t>
+      </w:r>
+      <w:proofErr w:type="gramStart"/>
+      <w:r>
+        <w:rPr>
+          <w:sz w:val="24"/>
+          <w:szCs w:val="18"/>
+        </w:rPr>
+        <w:t>].</w:t>
+      </w:r>
+      <w:proofErr w:type="spellStart"/>
+      <w:r>
+        <w:rPr>
+          <w:sz w:val="24"/>
+          <w:szCs w:val="18"/>
+        </w:rPr>
+        <w:t>apply</w:t>
+      </w:r>
+      <w:proofErr w:type="spellEnd"/>
+      <w:proofErr w:type="gramEnd"/>
+      <w:r>
+        <w:rPr>
+          <w:sz w:val="24"/>
+          <w:szCs w:val="18"/>
+        </w:rPr>
+        <w:t>(</w:t>
+      </w:r>
+      <w:proofErr w:type="spellStart"/>
+      <w:r>
+        <w:rPr>
+          <w:sz w:val="24"/>
+          <w:szCs w:val="18"/>
+        </w:rPr>
+        <w:t>pd.to_datetime</w:t>
+      </w:r>
+      <w:proofErr w:type="spellEnd"/>
+      <w:r>
+        <w:rPr>
+          <w:sz w:val="24"/>
+          <w:szCs w:val="18"/>
+        </w:rPr>
+        <w:t xml:space="preserve">, </w:t>
+      </w:r>
+      <w:proofErr w:type="spellStart"/>
+      <w:r>
+        <w:rPr>
+          <w:sz w:val="24"/>
+          <w:szCs w:val="18"/>
+        </w:rPr>
+        <w:t>dayfirst</w:t>
+      </w:r>
+      <w:proofErr w:type="spellEnd"/>
+      <w:r>
+        <w:rPr>
+          <w:sz w:val="24"/>
+          <w:szCs w:val="18"/>
+        </w:rPr>
+        <w:t xml:space="preserve"> = True, </w:t>
+      </w:r>
+      <w:proofErr w:type="spellStart"/>
+      <w:r>
+        <w:rPr>
+          <w:sz w:val="24"/>
+          <w:szCs w:val="18"/>
+        </w:rPr>
+        <w:t>errors</w:t>
+      </w:r>
+      <w:proofErr w:type="spellEnd"/>
+      <w:r>
+        <w:rPr>
+          <w:sz w:val="24"/>
+          <w:szCs w:val="18"/>
+        </w:rPr>
+        <w:t xml:space="preserve"> = 'coerce')</w:t>
+      </w:r>
+    </w:p>
+    <w:p>
+      <w:pPr>
+        <w:spacing w:after="160"/>
+        <w:ind w:left="0"/>
+        <w:rPr>
+          <w:sz w:val="24"/>
+          <w:szCs w:val="18"/>
+        </w:rPr>
+      </w:pPr>
+      <w:proofErr w:type="gramStart"/>
+      <w:r>
+        <w:rPr>
+          <w:sz w:val="24"/>
+          <w:szCs w:val="18"/>
+        </w:rPr>
+        <w:t>df.info(</w:t>
+      </w:r>
+      <w:proofErr w:type="gramEnd"/>
+      <w:r>
+        <w:rPr>
+          <w:sz w:val="24"/>
+          <w:szCs w:val="18"/>
+        </w:rPr>
+        <w:t>)</w:t>
+      </w:r>
+    </w:p>
+    <w:p>
+      <w:pPr>
+        <w:spacing w:after="160"/>
+        <w:ind w:left="0"/>
+        <w:rPr>
+          <w:sz w:val="24"/>
+          <w:szCs w:val="18"/>
+        </w:rPr>
+      </w:pPr>
+      <w:proofErr w:type="spellStart"/>
+      <w:proofErr w:type="gramStart"/>
+      <w:r>
+        <w:rPr>
+          <w:sz w:val="24"/>
+          <w:szCs w:val="18"/>
+        </w:rPr>
+        <w:t>print</w:t>
+      </w:r>
+      <w:proofErr w:type="spellEnd"/>
+      <w:r>
+        <w:rPr>
+          <w:sz w:val="24"/>
+          <w:szCs w:val="18"/>
+        </w:rPr>
+        <w:t>(</w:t>
+      </w:r>
+      <w:proofErr w:type="gramEnd"/>
+      <w:r>
+        <w:rPr>
+          <w:sz w:val="24"/>
+          <w:szCs w:val="18"/>
+        </w:rPr>
+        <w:t>"------ DESPUES ------")</w:t>
+      </w:r>
+    </w:p>
+    <w:p>
+      <w:pPr>
+        <w:spacing w:after="160"/>
+        <w:ind w:left="0"/>
+        <w:rPr>
+          <w:sz w:val="24"/>
+          <w:szCs w:val="18"/>
+        </w:rPr>
+      </w:pPr>
+    </w:p>
+    <w:p>
+      <w:pPr>
+        <w:spacing w:after="160"/>
+        <w:ind w:left="0"/>
+        <w:rPr>
+          <w:sz w:val="24"/>
+          <w:szCs w:val="18"/>
+        </w:rPr>
+      </w:pPr>
+    </w:p>
+    <w:p>
+      <w:pPr>
+        <w:spacing w:after="160"/>
+        <w:ind w:left="0"/>
+        <w:rPr>
+          <w:sz w:val="24"/>
+          <w:szCs w:val="18"/>
+        </w:rPr>
+      </w:pPr>
+      <w:r>
+        <w:rPr>
+          <w:sz w:val="24"/>
+          <w:szCs w:val="18"/>
+        </w:rPr>
+        <w:t xml:space="preserve">#tipo de cambio </w:t>
+      </w:r>
+      <w:proofErr w:type="spellStart"/>
+      <w:r>
+        <w:rPr>
+          <w:sz w:val="24"/>
+          <w:szCs w:val="18"/>
+        </w:rPr>
+        <w:t>mas</w:t>
+      </w:r>
+      <w:proofErr w:type="spellEnd"/>
+      <w:r>
+        <w:rPr>
+          <w:sz w:val="24"/>
+          <w:szCs w:val="18"/>
+        </w:rPr>
+        <w:t xml:space="preserve"> favorables</w:t>
+      </w:r>
+    </w:p>
+    <w:p>
+      <w:pPr>
+        <w:spacing w:after="160"/>
+        <w:ind w:left="0"/>
+        <w:rPr>
+          <w:sz w:val="24"/>
+          <w:szCs w:val="18"/>
+        </w:rPr>
+      </w:pPr>
+      <w:proofErr w:type="spellStart"/>
+      <w:r>
+        <w:rPr>
+          <w:sz w:val="24"/>
+          <w:szCs w:val="18"/>
+        </w:rPr>
+        <w:t>tipo_compra_max</w:t>
+      </w:r>
+      <w:proofErr w:type="spellEnd"/>
+      <w:r>
+        <w:rPr>
+          <w:sz w:val="24"/>
+          <w:szCs w:val="18"/>
+        </w:rPr>
+        <w:t xml:space="preserve"> =</w:t>
+      </w:r>
+      <w:proofErr w:type="spellStart"/>
+      <w:r>
+        <w:rPr>
+          <w:sz w:val="24"/>
+          <w:szCs w:val="18"/>
+        </w:rPr>
+        <w:t>df</w:t>
+      </w:r>
+      <w:proofErr w:type="spellEnd"/>
+      <w:r>
+        <w:rPr>
+          <w:sz w:val="24"/>
+          <w:szCs w:val="18"/>
+        </w:rPr>
+        <w:t>['COMPRA'].</w:t>
+      </w:r>
+      <w:proofErr w:type="spellStart"/>
+      <w:proofErr w:type="gramStart"/>
+      <w:r>
+        <w:rPr>
+          <w:sz w:val="24"/>
+          <w:szCs w:val="18"/>
+        </w:rPr>
+        <w:t>max</w:t>
+      </w:r>
+      <w:proofErr w:type="spellEnd"/>
+      <w:r>
+        <w:rPr>
+          <w:sz w:val="24"/>
+          <w:szCs w:val="18"/>
+        </w:rPr>
+        <w:t>(</w:t>
+      </w:r>
+      <w:proofErr w:type="gramEnd"/>
+      <w:r>
+        <w:rPr>
+          <w:sz w:val="24"/>
+          <w:szCs w:val="18"/>
+        </w:rPr>
+        <w:t>)</w:t>
+      </w:r>
+    </w:p>
+    <w:p>
+      <w:pPr>
+        <w:spacing w:after="160"/>
+        <w:ind w:left="0"/>
+        <w:rPr>
+          <w:sz w:val="24"/>
+          <w:szCs w:val="18"/>
+        </w:rPr>
+      </w:pPr>
+      <w:proofErr w:type="spellStart"/>
+      <w:proofErr w:type="gramStart"/>
+      <w:r>
+        <w:rPr>
+          <w:sz w:val="24"/>
+          <w:szCs w:val="18"/>
+        </w:rPr>
+        <w:t>print</w:t>
+      </w:r>
+      <w:proofErr w:type="spellEnd"/>
+      <w:r>
+        <w:rPr>
+          <w:sz w:val="24"/>
+          <w:szCs w:val="18"/>
+        </w:rPr>
+        <w:t>(</w:t>
+      </w:r>
+      <w:proofErr w:type="spellStart"/>
+      <w:proofErr w:type="gramEnd"/>
+      <w:r>
+        <w:rPr>
+          <w:sz w:val="24"/>
+          <w:szCs w:val="18"/>
+        </w:rPr>
+        <w:t>f"tipo</w:t>
+      </w:r>
+      <w:proofErr w:type="spellEnd"/>
+      <w:r>
+        <w:rPr>
+          <w:sz w:val="24"/>
+          <w:szCs w:val="18"/>
+        </w:rPr>
+        <w:t xml:space="preserve"> de compra </w:t>
+      </w:r>
+      <w:proofErr w:type="spellStart"/>
+      <w:r>
+        <w:rPr>
+          <w:sz w:val="24"/>
+          <w:szCs w:val="18"/>
+        </w:rPr>
+        <w:t>mas</w:t>
+      </w:r>
+      <w:proofErr w:type="spellEnd"/>
+      <w:r>
+        <w:rPr>
+          <w:sz w:val="24"/>
+          <w:szCs w:val="18"/>
+        </w:rPr>
+        <w:t xml:space="preserve"> </w:t>
+      </w:r>
+      <w:proofErr w:type="gramStart"/>
+      <w:r>
+        <w:rPr>
+          <w:sz w:val="24"/>
+          <w:szCs w:val="18"/>
+        </w:rPr>
+        <w:t>favorables :</w:t>
+      </w:r>
+      <w:proofErr w:type="gramEnd"/>
+      <w:r>
+        <w:rPr>
+          <w:sz w:val="24"/>
+          <w:szCs w:val="18"/>
+        </w:rPr>
+        <w:t>{</w:t>
+      </w:r>
+      <w:proofErr w:type="spellStart"/>
+      <w:r>
+        <w:rPr>
+          <w:sz w:val="24"/>
+          <w:szCs w:val="18"/>
+        </w:rPr>
+        <w:t>tipo_compra_max</w:t>
+      </w:r>
+      <w:proofErr w:type="spellEnd"/>
+      <w:r>
+        <w:rPr>
+          <w:sz w:val="24"/>
+          <w:szCs w:val="18"/>
+        </w:rPr>
+        <w:t>}")</w:t>
+      </w:r>
+    </w:p>
+    <w:p>
+      <w:pPr>
+        <w:spacing w:after="160"/>
+        <w:ind w:left="0"/>
+        <w:rPr>
+          <w:sz w:val="24"/>
+          <w:szCs w:val="18"/>
+        </w:rPr>
+      </w:pPr>
+    </w:p>
+    <w:p>
+      <w:pPr>
+        <w:spacing w:after="160"/>
+        <w:ind w:left="0"/>
+        <w:rPr>
+          <w:sz w:val="24"/>
+          <w:szCs w:val="18"/>
+        </w:rPr>
+      </w:pPr>
+    </w:p>
+    <w:p>
+      <w:pPr>
+        <w:spacing w:after="160"/>
+        <w:ind w:left="0"/>
+        <w:rPr>
+          <w:sz w:val="24"/>
+          <w:szCs w:val="18"/>
+          <w:highlight w:val="yellow"/>
+        </w:rPr>
+      </w:pPr>
+      <w:proofErr w:type="spellStart"/>
+      <w:r>
+        <w:rPr>
+          <w:sz w:val="24"/>
+          <w:szCs w:val="18"/>
+        </w:rPr>
+        <w:t>df.groupby</w:t>
+      </w:r>
+      <w:proofErr w:type="spellEnd"/>
+      <w:r>
+        <w:rPr>
+          <w:sz w:val="24"/>
+          <w:szCs w:val="18"/>
+        </w:rPr>
+        <w:t>('TIPO')['VENTA'].describe()</w:t>
+      </w:r>
+    </w:p>
+    <w:p>
+      <w:pPr>
+        <w:spacing w:after="160"/>
         <w:ind w:left="1440"/>
         <w:rPr>
           <w:sz w:val="24"/>
           <w:szCs w:val="18"/>
-          <w:highlight w:val="yellow"/>
-        </w:rPr>
-      </w:pPr>
+        </w:rPr>
+      </w:pPr>
+      <w:r>
+        <w:rPr>
+          <w:sz w:val="24"/>
+          <w:szCs w:val="18"/>
+        </w:rPr>
+        <w:t>se</w:t>
+      </w:r>
+      <w:r>
+        <w:rPr>
+          <w:sz w:val="24"/>
+          <w:szCs w:val="18"/>
+        </w:rPr>
+        <w:t xml:space="preserve"> cambiaron los formatos de la </w:t>
+      </w:r>
+      <w:r>
+        <w:rPr>
+          <w:sz w:val="24"/>
+          <w:szCs w:val="18"/>
+        </w:rPr>
+        <w:t xml:space="preserve">BD para obtener </w:t>
+      </w:r>
+      <w:r>
+        <w:rPr>
+          <w:sz w:val="24"/>
+          <w:szCs w:val="18"/>
+        </w:rPr>
+        <w:t xml:space="preserve">el mejor </w:t>
+      </w:r>
+      <w:proofErr w:type="gramStart"/>
+      <w:r>
+        <w:rPr>
+          <w:sz w:val="24"/>
+          <w:szCs w:val="18"/>
+        </w:rPr>
+        <w:t>resultados ,</w:t>
+      </w:r>
+      <w:proofErr w:type="gramEnd"/>
+      <w:r>
+        <w:rPr>
+          <w:sz w:val="24"/>
+          <w:szCs w:val="18"/>
+        </w:rPr>
+        <w:t xml:space="preserve"> se limpiaron los errores generados por el </w:t>
+      </w:r>
+      <w:proofErr w:type="gramStart"/>
+      <w:r>
+        <w:rPr>
+          <w:sz w:val="24"/>
+          <w:szCs w:val="18"/>
+        </w:rPr>
+        <w:t>arrastre ,</w:t>
+      </w:r>
+      <w:proofErr w:type="gramEnd"/>
+      <w:r>
+        <w:rPr>
+          <w:sz w:val="24"/>
+          <w:szCs w:val="18"/>
+        </w:rPr>
+        <w:t xml:space="preserve"> y </w:t>
+      </w:r>
+      <w:r>
+        <w:rPr>
+          <w:sz w:val="24"/>
+          <w:szCs w:val="18"/>
+        </w:rPr>
+        <w:t xml:space="preserve">los datos repetidos </w:t>
+      </w:r>
     </w:p>
     <w:p>
       <w:pPr>
@@ -758,12 +4089,12 @@
     </w:p>
     <w:p/>
     <w:sectPr>
-      <w:headerReference w:type="even" r:id="rId9"/>
-      <w:headerReference w:type="default" r:id="rId10"/>
-      <w:footerReference w:type="even" r:id="rId11"/>
-      <w:footerReference w:type="default" r:id="rId12"/>
-      <w:headerReference w:type="first" r:id="rId13"/>
-      <w:footerReference w:type="first" r:id="rId14"/>
+      <w:headerReference w:type="even" r:id="rId10"/>
+      <w:headerReference w:type="default" r:id="rId11"/>
+      <w:footerReference w:type="even" r:id="rId12"/>
+      <w:footerReference w:type="default" r:id="rId13"/>
+      <w:headerReference w:type="first" r:id="rId14"/>
+      <w:footerReference w:type="first" r:id="rId15"/>
       <w:pgSz w:w="11906" w:h="16838" w:code="9"/>
       <w:pgMar w:top="1440" w:right="1080" w:bottom="1440" w:left="1080" w:header="720" w:footer="57" w:gutter="0"/>
       <w:cols w:space="720"/>
